--- a/arb/docx/39.content.docx
+++ b/arb/docx/39.content.docx
@@ -32,23 +32,6 @@
     </w:p>
     <w:p>
       <w:pPr>
-        <w:pStyle w:val="Heading2"/>
-        <w:bidi/>
-      </w:pPr>
-      <w:r>
-        <w:rPr>
-          <w:lang w:val="ar_AE" w:bidi="ar_AE"/>
-        </w:rPr>
-        <w:t>License Information</w:t>
-      </w:r>
-      <w:r>
-        <w:rPr>
-          <w:lang w:val="ar_AE" w:bidi="ar_AE"/>
-        </w:rPr>
-      </w:r>
-    </w:p>
-    <w:p>
-      <w:pPr>
         <w:bidi/>
       </w:pPr>
       <w:r>
@@ -67,13 +50,7 @@
         <w:rPr>
           <w:lang w:val="ar_AE" w:bidi="ar_AE"/>
         </w:rPr>
-        <w:t xml:space="preserve"> (Arabic) is based on</w:t>
-      </w:r>
-      <w:r>
-        <w:rPr>
-          <w:lang w:val="ar_AE" w:bidi="ar_AE"/>
-        </w:rPr>
-        <w:t xml:space="preserve">: </w:t>
+        <w:t xml:space="preserve"> (Arabic) is based on: </w:t>
       </w:r>
       <w:r>
         <w:rPr>
@@ -200,21 +177,6 @@
         <w:pStyle w:val="Heading2"/>
         <w:bidi/>
       </w:pPr>
-      <w:r>
-        <w:rPr>
-          <w:lang w:val="ar_AE" w:bidi="ar_AE"/>
-        </w:rPr>
-      </w:r>
-    </w:p>
-    <w:p>
-      <w:pPr>
-        <w:bidi/>
-      </w:pPr>
-      <w:r>
-        <w:rPr>
-          <w:lang w:val="ar_AE" w:bidi="ar_AE"/>
-        </w:rPr>
-      </w:r>
       <w:r>
         <w:rPr>
           <w:lang w:val="ar_AE" w:bidi="ar_AE"/>

--- a/arb/docx/39.content.docx
+++ b/arb/docx/39.content.docx
@@ -9,6 +9,8 @@
       </w:pPr>
       <w:r>
         <w:rPr>
+          <w:rtl/>
+          <w:cs/>
           <w:lang w:val="ar_AE" w:bidi="ar_AE"/>
         </w:rPr>
       </w:r>
@@ -20,12 +22,16 @@
       </w:pPr>
       <w:r>
         <w:rPr>
+          <w:rtl/>
+          <w:cs/>
           <w:lang w:val="ar_AE" w:bidi="ar_AE"/>
         </w:rPr>
         <w:t>Resource: Arabic Van Dyck Bible</w:t>
       </w:r>
       <w:r>
         <w:rPr>
+          <w:rtl/>
+          <w:cs/>
           <w:lang w:val="ar_AE" w:bidi="ar_AE"/>
         </w:rPr>
       </w:r>
@@ -36,37 +42,33 @@
       </w:pPr>
       <w:r>
         <w:rPr>
+          <w:rtl/>
+          <w:cs/>
           <w:lang w:val="ar_AE" w:bidi="ar_AE"/>
         </w:rPr>
       </w:r>
       <w:r>
         <w:rPr>
           <w:b/>
+          <w:rtl/>
+          <w:cs/>
           <w:lang w:val="ar_AE" w:bidi="ar_AE"/>
         </w:rPr>
         <w:t>Arabic Van Dyck Bible</w:t>
       </w:r>
       <w:r>
         <w:rPr>
-          <w:lang w:val="ar_AE" w:bidi="ar_AE"/>
-        </w:rPr>
-        <w:t xml:space="preserve"> (Arabic) is based on: </w:t>
-      </w:r>
-      <w:r>
-        <w:rPr>
-          <w:lang w:val="ar_AE" w:bidi="ar_AE"/>
-        </w:rPr>
-        <w:t>Van Dyck Bible</w:t>
-      </w:r>
-      <w:r>
-        <w:rPr>
-          <w:lang w:val="ar_AE" w:bidi="ar_AE"/>
-        </w:rPr>
-        <w:t xml:space="preserve">, </w:t>
+          <w:rtl/>
+          <w:cs/>
+          <w:lang w:val="ar_AE" w:bidi="ar_AE"/>
+        </w:rPr>
+        <w:t xml:space="preserve"> © </w:t>
       </w:r>
       <w:hyperlink r:id="rId13">
         <w:r>
           <w:rPr>
+            <w:rtl/>
+            <w:cs/>
             <w:lang w:val="ar_AE" w:bidi="ar_AE"/>
           </w:rPr>
           <w:rPr>
@@ -78,13 +80,17 @@
       </w:hyperlink>
       <w:r>
         <w:rPr>
-          <w:lang w:val="ar_AE" w:bidi="ar_AE"/>
-        </w:rPr>
-        <w:t xml:space="preserve">, None, which is licensed under a </w:t>
+          <w:rtl/>
+          <w:cs/>
+          <w:lang w:val="ar_AE" w:bidi="ar_AE"/>
+        </w:rPr>
+        <w:t xml:space="preserve">, licensed under a </w:t>
       </w:r>
       <w:hyperlink r:id="rId14">
         <w:r>
           <w:rPr>
+            <w:rtl/>
+            <w:cs/>
             <w:lang w:val="ar_AE" w:bidi="ar_AE"/>
           </w:rPr>
           <w:rPr>
@@ -96,38 +102,23 @@
       </w:hyperlink>
       <w:r>
         <w:rPr>
+          <w:rtl/>
+          <w:cs/>
           <w:lang w:val="ar_AE" w:bidi="ar_AE"/>
         </w:rPr>
         <w:t>.</w:t>
       </w:r>
       <w:r>
         <w:rPr>
-          <w:lang w:val="ar_AE" w:bidi="ar_AE"/>
-        </w:rPr>
-      </w:r>
-    </w:p>
-    <w:p>
-      <w:pPr>
-        <w:bidi/>
-      </w:pPr>
-      <w:r>
-        <w:rPr>
-          <w:lang w:val="ar_AE" w:bidi="ar_AE"/>
-        </w:rPr>
-      </w:r>
-      <w:r>
-        <w:rPr>
-          <w:lang w:val="ar_AE" w:bidi="ar_AE"/>
-        </w:rPr>
-        <w:t>This PDF version is provided under the same license.</w:t>
-      </w:r>
-      <w:r>
-        <w:rPr>
-          <w:lang w:val="ar_AE" w:bidi="ar_AE"/>
-        </w:rPr>
-      </w:r>
-      <w:r>
-        <w:rPr>
+          <w:rtl/>
+          <w:cs/>
+          <w:lang w:val="ar_AE" w:bidi="ar_AE"/>
+        </w:rPr>
+      </w:r>
+      <w:r>
+        <w:rPr>
+          <w:rtl/>
+          <w:cs/>
           <w:lang w:val="ar_AE" w:bidi="ar_AE"/>
         </w:rPr>
       </w:r>
@@ -139,6 +130,8 @@
       </w:pPr>
       <w:r>
         <w:rPr>
+          <w:rtl/>
+          <w:cs/>
           <w:lang w:val="ar_AE" w:bidi="ar_AE"/>
         </w:rPr>
         <w:t>Arabic Van Dyck Bible</w:t>
@@ -168,6 +161,8 @@
       </w:pPr>
       <w:r>
         <w:rPr>
+          <w:rtl/>
+          <w:cs/>
           <w:lang w:val="ar_AE" w:bidi="ar_AE"/>
         </w:rPr>
       </w:r>
@@ -179,6 +174,8 @@
       </w:pPr>
       <w:r>
         <w:rPr>
+          <w:rtl/>
+          <w:cs/>
           <w:lang w:val="ar_AE" w:bidi="ar_AE"/>
         </w:rPr>
       </w:r>
@@ -189,22 +186,30 @@
       </w:pPr>
       <w:r>
         <w:rPr>
-          <w:lang w:val="ar_AE" w:bidi="ar_AE"/>
-        </w:rPr>
-      </w:r>
-      <w:r>
-        <w:rPr>
+          <w:rtl/>
+          <w:cs/>
+          <w:lang w:val="ar_AE" w:bidi="ar_AE"/>
+        </w:rPr>
+      </w:r>
+      <w:r>
+        <w:rPr>
+          <w:rtl/>
+          <w:cs/>
           <w:lang w:val="ar_AE" w:bidi="ar_AE"/>
         </w:rPr>
         <w:t xml:space="preserve"> </w:t>
       </w:r>
       <w:r>
         <w:rPr>
-          <w:lang w:val="ar_AE" w:bidi="ar_AE"/>
-        </w:rPr>
-      </w:r>
-      <w:r>
-        <w:rPr>
+          <w:rtl/>
+          <w:cs/>
+          <w:lang w:val="ar_AE" w:bidi="ar_AE"/>
+        </w:rPr>
+      </w:r>
+      <w:r>
+        <w:rPr>
+          <w:rtl/>
+          <w:cs/>
           <w:lang w:val="ar_AE" w:bidi="ar_AE"/>
         </w:rPr>
       </w:r>
@@ -226,27 +231,21 @@
     </w:p>
     <w:p>
       <w:pPr>
-        <w:bidi/>
-      </w:pPr>
-      <w:r>
-        <w:rPr>
-          <w:lang w:val="ar_AE" w:bidi="ar_AE"/>
-        </w:rPr>
-      </w:r>
-    </w:p>
-    <w:p>
-      <w:pPr>
         <w:pStyle w:val="Heading2"/>
         <w:bidi/>
       </w:pPr>
       <w:r>
         <w:rPr>
+          <w:rtl/>
+          <w:cs/>
           <w:lang w:val="ar_AE" w:bidi="ar_AE"/>
         </w:rPr>
         <w:t>Malachi 1:1</w:t>
       </w:r>
       <w:r>
         <w:rPr>
+          <w:rtl/>
+          <w:cs/>
           <w:lang w:val="ar_AE" w:bidi="ar_AE"/>
         </w:rPr>
       </w:r>
@@ -257,32 +256,28 @@
       </w:pPr>
       <w:r>
         <w:rPr>
+          <w:rtl/>
+          <w:cs/>
           <w:lang w:val="ar_AE" w:bidi="ar_AE"/>
         </w:rPr>
       </w:r>
       <w:r>
         <w:rPr>
           <w:vertAlign w:val="superscript"/>
+          <w:rtl/>
+          <w:cs/>
           <w:lang w:val="ar_AE" w:bidi="ar_AE"/>
         </w:rPr>
         <w:t>1</w:t>
       </w:r>
       <w:r>
         <w:rPr>
+          <w:rtl/>
+          <w:cs/>
           <w:lang w:val="ar_AE" w:bidi="ar_AE"/>
         </w:rPr>
         <w:t xml:space="preserve"> وَحْيُ كَلِمَةِ ٱلرَّبِّ لِإِسْرَائِيلَ عَنْ يَدِ مَلَاخِي:</w:t>
       </w:r>
-      <w:r>
-        <w:rPr>
-          <w:lang w:val="ar_AE" w:bidi="ar_AE"/>
-        </w:rPr>
-      </w:r>
-      <w:r>
-        <w:rPr>
-          <w:lang w:val="ar_AE" w:bidi="ar_AE"/>
-        </w:rPr>
-      </w:r>
     </w:p>
     <w:p>
       <w:pPr>
@@ -290,8 +285,27 @@
       </w:pPr>
       <w:r>
         <w:rPr>
-          <w:lang w:val="ar_AE" w:bidi="ar_AE"/>
-        </w:rPr>
+          <w:rtl/>
+          <w:cs/>
+          <w:lang w:val="ar_AE" w:bidi="ar_AE"/>
+        </w:rPr>
+      </w:r>
+      <w:r>
+        <w:rPr>
+          <w:vertAlign w:val="superscript"/>
+          <w:rtl/>
+          <w:cs/>
+          <w:lang w:val="ar_AE" w:bidi="ar_AE"/>
+        </w:rPr>
+        <w:t>2</w:t>
+      </w:r>
+      <w:r>
+        <w:rPr>
+          <w:rtl/>
+          <w:cs/>
+          <w:lang w:val="ar_AE" w:bidi="ar_AE"/>
+        </w:rPr>
+        <w:t xml:space="preserve"> «أَحْبَبْتُكُمْ، قَالَ ٱلرَّبُّ. وَقُلْتُمْ: بِمَ أَحْبَبْتَنَا؟ أَلَيْسَ عِيسُو أَخًا لِيَعْقُوبَ، يَقُولُ ٱلرَّبُّ، وَأَحْبَبْتُ يَعْقُوبَ</w:t>
       </w:r>
     </w:p>
     <w:p>
@@ -300,31 +314,27 @@
       </w:pPr>
       <w:r>
         <w:rPr>
+          <w:rtl/>
+          <w:cs/>
           <w:lang w:val="ar_AE" w:bidi="ar_AE"/>
         </w:rPr>
       </w:r>
       <w:r>
         <w:rPr>
           <w:vertAlign w:val="superscript"/>
-          <w:lang w:val="ar_AE" w:bidi="ar_AE"/>
-        </w:rPr>
-        <w:t>2</w:t>
-      </w:r>
-      <w:r>
-        <w:rPr>
-          <w:lang w:val="ar_AE" w:bidi="ar_AE"/>
-        </w:rPr>
-        <w:t xml:space="preserve"> «أَحْبَبْتُكُمْ، قَالَ ٱلرَّبُّ. وَقُلْتُمْ: بِمَ أَحْبَبْتَنَا؟ أَلَيْسَ عِيسُو أَخًا لِيَعْقُوبَ، يَقُولُ ٱلرَّبُّ، وَأَحْبَبْتُ يَعْقُوبَ</w:t>
-      </w:r>
-      <w:r>
-        <w:rPr>
-          <w:lang w:val="ar_AE" w:bidi="ar_AE"/>
-        </w:rPr>
-      </w:r>
-      <w:r>
-        <w:rPr>
-          <w:lang w:val="ar_AE" w:bidi="ar_AE"/>
-        </w:rPr>
+          <w:rtl/>
+          <w:cs/>
+          <w:lang w:val="ar_AE" w:bidi="ar_AE"/>
+        </w:rPr>
+        <w:t>3</w:t>
+      </w:r>
+      <w:r>
+        <w:rPr>
+          <w:rtl/>
+          <w:cs/>
+          <w:lang w:val="ar_AE" w:bidi="ar_AE"/>
+        </w:rPr>
+        <w:t xml:space="preserve"> وَأَبْغَضْتُ عِيسُوَ، وَجَعَلْتُ جِبَالَهُ خَرَابًا وَمِيرَاثَهُ لِذِئَابِ ٱلْبَرِّيَّةِ؟</w:t>
       </w:r>
     </w:p>
     <w:p>
@@ -333,8 +343,27 @@
       </w:pPr>
       <w:r>
         <w:rPr>
-          <w:lang w:val="ar_AE" w:bidi="ar_AE"/>
-        </w:rPr>
+          <w:rtl/>
+          <w:cs/>
+          <w:lang w:val="ar_AE" w:bidi="ar_AE"/>
+        </w:rPr>
+      </w:r>
+      <w:r>
+        <w:rPr>
+          <w:vertAlign w:val="superscript"/>
+          <w:rtl/>
+          <w:cs/>
+          <w:lang w:val="ar_AE" w:bidi="ar_AE"/>
+        </w:rPr>
+        <w:t>4</w:t>
+      </w:r>
+      <w:r>
+        <w:rPr>
+          <w:rtl/>
+          <w:cs/>
+          <w:lang w:val="ar_AE" w:bidi="ar_AE"/>
+        </w:rPr>
+        <w:t xml:space="preserve"> لِأَنَّ أَدُومَ قَالَ: قَدْ هُدِمْنَا، فَنَعُودُ وَنَبْنِي ٱلْخِرَبُ. هَكَذَا قَالَ رَبُّ ٱلْجُنُودِ: هُمْ يَبْنُونَ وَأَنَا أَهْدِمُ. وَيَدْعُونَهُمْ تُخُومَ ٱلشَّرِّ، وَٱلشَّعْبَ ٱلَّذِي غَضِبَ عَلَيْهِ ٱلرَّبُّ إِلَى ٱلْأَبَدِ.</w:t>
       </w:r>
     </w:p>
     <w:p>
@@ -343,31 +372,27 @@
       </w:pPr>
       <w:r>
         <w:rPr>
+          <w:rtl/>
+          <w:cs/>
           <w:lang w:val="ar_AE" w:bidi="ar_AE"/>
         </w:rPr>
       </w:r>
       <w:r>
         <w:rPr>
           <w:vertAlign w:val="superscript"/>
-          <w:lang w:val="ar_AE" w:bidi="ar_AE"/>
-        </w:rPr>
-        <w:t>3</w:t>
-      </w:r>
-      <w:r>
-        <w:rPr>
-          <w:lang w:val="ar_AE" w:bidi="ar_AE"/>
-        </w:rPr>
-        <w:t xml:space="preserve"> وَأَبْغَضْتُ عِيسُوَ، وَجَعَلْتُ جِبَالَهُ خَرَابًا وَمِيرَاثَهُ لِذِئَابِ ٱلْبَرِّيَّةِ؟</w:t>
-      </w:r>
-      <w:r>
-        <w:rPr>
-          <w:lang w:val="ar_AE" w:bidi="ar_AE"/>
-        </w:rPr>
-      </w:r>
-      <w:r>
-        <w:rPr>
-          <w:lang w:val="ar_AE" w:bidi="ar_AE"/>
-        </w:rPr>
+          <w:rtl/>
+          <w:cs/>
+          <w:lang w:val="ar_AE" w:bidi="ar_AE"/>
+        </w:rPr>
+        <w:t>5</w:t>
+      </w:r>
+      <w:r>
+        <w:rPr>
+          <w:rtl/>
+          <w:cs/>
+          <w:lang w:val="ar_AE" w:bidi="ar_AE"/>
+        </w:rPr>
+        <w:t xml:space="preserve"> فَتَرَى أَعْيُنُكُمْ وَتَقُولُونَ: لِيَتَعَظَّمِ ٱلرَّبُّ مِنْ عِنْدِ تُخْمِ إِسْرَائِيلَ.</w:t>
       </w:r>
     </w:p>
     <w:p>
@@ -376,8 +401,27 @@
       </w:pPr>
       <w:r>
         <w:rPr>
-          <w:lang w:val="ar_AE" w:bidi="ar_AE"/>
-        </w:rPr>
+          <w:rtl/>
+          <w:cs/>
+          <w:lang w:val="ar_AE" w:bidi="ar_AE"/>
+        </w:rPr>
+      </w:r>
+      <w:r>
+        <w:rPr>
+          <w:vertAlign w:val="superscript"/>
+          <w:rtl/>
+          <w:cs/>
+          <w:lang w:val="ar_AE" w:bidi="ar_AE"/>
+        </w:rPr>
+        <w:t>6</w:t>
+      </w:r>
+      <w:r>
+        <w:rPr>
+          <w:rtl/>
+          <w:cs/>
+          <w:lang w:val="ar_AE" w:bidi="ar_AE"/>
+        </w:rPr>
+        <w:t xml:space="preserve"> «ٱلِٱبْنُ يُكْرِمُ أَبَاهُ، وَٱلْعَبْدُ يُكْرِمُ سَيِّدَهُ. فَإِنْ كُنْتُ أَنَا أَبًا، فَأَيْنَ كَرَامَتِي؟ وَإِنْ كُنْتُ سَيِّدًا، فَأَيْنَ هَيْبَتِي؟ قَالَ لَكُمْ رَبُّ ٱلْجُنُودِ. أَيُّهَا ٱلْكَهَنَةُ ٱلْمُحْتَقِرُونَ ٱسْمِي. وَتَقُولُونَ: بِمَ ٱحْتَقَرْنَا ٱسْمَكَ؟</w:t>
       </w:r>
     </w:p>
     <w:p>
@@ -386,31 +430,27 @@
       </w:pPr>
       <w:r>
         <w:rPr>
+          <w:rtl/>
+          <w:cs/>
           <w:lang w:val="ar_AE" w:bidi="ar_AE"/>
         </w:rPr>
       </w:r>
       <w:r>
         <w:rPr>
           <w:vertAlign w:val="superscript"/>
-          <w:lang w:val="ar_AE" w:bidi="ar_AE"/>
-        </w:rPr>
-        <w:t>4</w:t>
-      </w:r>
-      <w:r>
-        <w:rPr>
-          <w:lang w:val="ar_AE" w:bidi="ar_AE"/>
-        </w:rPr>
-        <w:t xml:space="preserve"> لِأَنَّ أَدُومَ قَالَ: قَدْ هُدِمْنَا، فَنَعُودُ وَنَبْنِي ٱلْخِرَبُ. هَكَذَا قَالَ رَبُّ ٱلْجُنُودِ: هُمْ يَبْنُونَ وَأَنَا أَهْدِمُ. وَيَدْعُونَهُمْ تُخُومَ ٱلشَّرِّ، وَٱلشَّعْبَ ٱلَّذِي غَضِبَ عَلَيْهِ ٱلرَّبُّ إِلَى ٱلْأَبَدِ.</w:t>
-      </w:r>
-      <w:r>
-        <w:rPr>
-          <w:lang w:val="ar_AE" w:bidi="ar_AE"/>
-        </w:rPr>
-      </w:r>
-      <w:r>
-        <w:rPr>
-          <w:lang w:val="ar_AE" w:bidi="ar_AE"/>
-        </w:rPr>
+          <w:rtl/>
+          <w:cs/>
+          <w:lang w:val="ar_AE" w:bidi="ar_AE"/>
+        </w:rPr>
+        <w:t>7</w:t>
+      </w:r>
+      <w:r>
+        <w:rPr>
+          <w:rtl/>
+          <w:cs/>
+          <w:lang w:val="ar_AE" w:bidi="ar_AE"/>
+        </w:rPr>
+        <w:t xml:space="preserve"> تُقَرِّبُونَ خُبْزًا نَجِسًا عَلَى مَذْبَحِي. وَتَقُولُونَ: بِمَ نَجَّسْنَاكَ؟ بِقَوْلِكُمْ: إِنَّ مَائِدَةَ ٱلرَّبِّ مُحْتَقَرَةٌ.</w:t>
       </w:r>
     </w:p>
     <w:p>
@@ -419,8 +459,27 @@
       </w:pPr>
       <w:r>
         <w:rPr>
-          <w:lang w:val="ar_AE" w:bidi="ar_AE"/>
-        </w:rPr>
+          <w:rtl/>
+          <w:cs/>
+          <w:lang w:val="ar_AE" w:bidi="ar_AE"/>
+        </w:rPr>
+      </w:r>
+      <w:r>
+        <w:rPr>
+          <w:vertAlign w:val="superscript"/>
+          <w:rtl/>
+          <w:cs/>
+          <w:lang w:val="ar_AE" w:bidi="ar_AE"/>
+        </w:rPr>
+        <w:t>8</w:t>
+      </w:r>
+      <w:r>
+        <w:rPr>
+          <w:rtl/>
+          <w:cs/>
+          <w:lang w:val="ar_AE" w:bidi="ar_AE"/>
+        </w:rPr>
+        <w:t xml:space="preserve"> وَإِنْ قَرَّبْتُمُ ٱلْأَعْمَى ذَبِيحَةً، أَفَلَيْسَ ذَلِكَ شَرًّا؟ وَإِنْ قَرَّبْتُمُ ٱلْأَعْرَجَ وَٱلسَّقِيمَ، أَفَلَيْسَ ذَلِكَ شَرًّا؟ قَرِّبْهُ لِوَالِيكَ، أَفَيَرْضَى عَلَيْكَ أَوْ يَرْفَعُ وَجْهَكَ؟ قَالَ رَبُّ ٱلْجُنُودِ.</w:t>
       </w:r>
     </w:p>
     <w:p>
@@ -429,31 +488,27 @@
       </w:pPr>
       <w:r>
         <w:rPr>
+          <w:rtl/>
+          <w:cs/>
           <w:lang w:val="ar_AE" w:bidi="ar_AE"/>
         </w:rPr>
       </w:r>
       <w:r>
         <w:rPr>
           <w:vertAlign w:val="superscript"/>
-          <w:lang w:val="ar_AE" w:bidi="ar_AE"/>
-        </w:rPr>
-        <w:t>5</w:t>
-      </w:r>
-      <w:r>
-        <w:rPr>
-          <w:lang w:val="ar_AE" w:bidi="ar_AE"/>
-        </w:rPr>
-        <w:t xml:space="preserve"> فَتَرَى أَعْيُنُكُمْ وَتَقُولُونَ: لِيَتَعَظَّمِ ٱلرَّبُّ مِنْ عِنْدِ تُخْمِ إِسْرَائِيلَ.</w:t>
-      </w:r>
-      <w:r>
-        <w:rPr>
-          <w:lang w:val="ar_AE" w:bidi="ar_AE"/>
-        </w:rPr>
-      </w:r>
-      <w:r>
-        <w:rPr>
-          <w:lang w:val="ar_AE" w:bidi="ar_AE"/>
-        </w:rPr>
+          <w:rtl/>
+          <w:cs/>
+          <w:lang w:val="ar_AE" w:bidi="ar_AE"/>
+        </w:rPr>
+        <w:t>9</w:t>
+      </w:r>
+      <w:r>
+        <w:rPr>
+          <w:rtl/>
+          <w:cs/>
+          <w:lang w:val="ar_AE" w:bidi="ar_AE"/>
+        </w:rPr>
+        <w:t xml:space="preserve"> وَٱلْآنَ تَرَضَّوْا وَجْهَ ٱللهِ فَيَتَرَاءَفَ عَلَيْنَا. هَذِهِ كَانَتْ مِنْ يَدِكُمْ. هَلْ يَرْفَعُ وَجْهَكُمْ؟ قَالَ رَبُّ ٱلْجُنُودِ.</w:t>
       </w:r>
     </w:p>
     <w:p>
@@ -462,8 +517,27 @@
       </w:pPr>
       <w:r>
         <w:rPr>
-          <w:lang w:val="ar_AE" w:bidi="ar_AE"/>
-        </w:rPr>
+          <w:rtl/>
+          <w:cs/>
+          <w:lang w:val="ar_AE" w:bidi="ar_AE"/>
+        </w:rPr>
+      </w:r>
+      <w:r>
+        <w:rPr>
+          <w:vertAlign w:val="superscript"/>
+          <w:rtl/>
+          <w:cs/>
+          <w:lang w:val="ar_AE" w:bidi="ar_AE"/>
+        </w:rPr>
+        <w:t>10</w:t>
+      </w:r>
+      <w:r>
+        <w:rPr>
+          <w:rtl/>
+          <w:cs/>
+          <w:lang w:val="ar_AE" w:bidi="ar_AE"/>
+        </w:rPr>
+        <w:t xml:space="preserve"> «مَنْ فِيكُمْ يُغْلِقُ ٱلْبَابَ! بَلْ لَا تُوقِدُونَ عَلَى مَذْبَحِي مَجَّانًا. لَيْسَتْ لِي مَسَّرَةٌ بِكُمْ، قَالَ رَبُّ ٱلْجُنُودِ، وَلَا أَقْبَلُ تَقْدِمَةً مِنْ يَدِكُمْ.</w:t>
       </w:r>
     </w:p>
     <w:p>
@@ -472,31 +546,27 @@
       </w:pPr>
       <w:r>
         <w:rPr>
+          <w:rtl/>
+          <w:cs/>
           <w:lang w:val="ar_AE" w:bidi="ar_AE"/>
         </w:rPr>
       </w:r>
       <w:r>
         <w:rPr>
           <w:vertAlign w:val="superscript"/>
-          <w:lang w:val="ar_AE" w:bidi="ar_AE"/>
-        </w:rPr>
-        <w:t>6</w:t>
-      </w:r>
-      <w:r>
-        <w:rPr>
-          <w:lang w:val="ar_AE" w:bidi="ar_AE"/>
-        </w:rPr>
-        <w:t xml:space="preserve"> «ٱلِٱبْنُ يُكْرِمُ أَبَاهُ، وَٱلْعَبْدُ يُكْرِمُ سَيِّدَهُ. فَإِنْ كُنْتُ أَنَا أَبًا، فَأَيْنَ كَرَامَتِي؟ وَإِنْ كُنْتُ سَيِّدًا، فَأَيْنَ هَيْبَتِي؟ قَالَ لَكُمْ رَبُّ ٱلْجُنُودِ. أَيُّهَا ٱلْكَهَنَةُ ٱلْمُحْتَقِرُونَ ٱسْمِي. وَتَقُولُونَ: بِمَ ٱحْتَقَرْنَا ٱسْمَكَ؟</w:t>
-      </w:r>
-      <w:r>
-        <w:rPr>
-          <w:lang w:val="ar_AE" w:bidi="ar_AE"/>
-        </w:rPr>
-      </w:r>
-      <w:r>
-        <w:rPr>
-          <w:lang w:val="ar_AE" w:bidi="ar_AE"/>
-        </w:rPr>
+          <w:rtl/>
+          <w:cs/>
+          <w:lang w:val="ar_AE" w:bidi="ar_AE"/>
+        </w:rPr>
+        <w:t>11</w:t>
+      </w:r>
+      <w:r>
+        <w:rPr>
+          <w:rtl/>
+          <w:cs/>
+          <w:lang w:val="ar_AE" w:bidi="ar_AE"/>
+        </w:rPr>
+        <w:t xml:space="preserve"> لِأَنَّهُ مِنْ مَشْرِقِ ٱلشَّمْسِ إِلَى مَغْرِبِهَا ٱسْمِي عَظِيمٌ بَيْنَ ٱلْأُمَمِ، وَفِي كُلِّ مَكَانٍ يُقَرَّبُ لِٱسْمِي بَخُورٌ وَتَقْدِمَةٌ طَاهِرَةٌ، لِأَنَّ ٱسْمِي عَظِيمٌ بَيْنَ ٱلْأُمَمِ، قَالَ رَبُّ ٱلْجُنُودِ.</w:t>
       </w:r>
     </w:p>
     <w:p>
@@ -505,8 +575,27 @@
       </w:pPr>
       <w:r>
         <w:rPr>
-          <w:lang w:val="ar_AE" w:bidi="ar_AE"/>
-        </w:rPr>
+          <w:rtl/>
+          <w:cs/>
+          <w:lang w:val="ar_AE" w:bidi="ar_AE"/>
+        </w:rPr>
+      </w:r>
+      <w:r>
+        <w:rPr>
+          <w:vertAlign w:val="superscript"/>
+          <w:rtl/>
+          <w:cs/>
+          <w:lang w:val="ar_AE" w:bidi="ar_AE"/>
+        </w:rPr>
+        <w:t>12</w:t>
+      </w:r>
+      <w:r>
+        <w:rPr>
+          <w:rtl/>
+          <w:cs/>
+          <w:lang w:val="ar_AE" w:bidi="ar_AE"/>
+        </w:rPr>
+        <w:t xml:space="preserve"> أَمَّا أَنْتُمْ فَمُنَجِّسُوهُ، بِقَوْلِكُمْ: إِنَّ مَائِدَةَ ٱلرَّبِّ تَنَجَّسَتْ، وَثَمَرَتَهَا مُحْتَقَرٌ طَعَامُهَا.</w:t>
       </w:r>
     </w:p>
     <w:p>
@@ -515,31 +604,27 @@
       </w:pPr>
       <w:r>
         <w:rPr>
+          <w:rtl/>
+          <w:cs/>
           <w:lang w:val="ar_AE" w:bidi="ar_AE"/>
         </w:rPr>
       </w:r>
       <w:r>
         <w:rPr>
           <w:vertAlign w:val="superscript"/>
-          <w:lang w:val="ar_AE" w:bidi="ar_AE"/>
-        </w:rPr>
-        <w:t>7</w:t>
-      </w:r>
-      <w:r>
-        <w:rPr>
-          <w:lang w:val="ar_AE" w:bidi="ar_AE"/>
-        </w:rPr>
-        <w:t xml:space="preserve"> تُقَرِّبُونَ خُبْزًا نَجِسًا عَلَى مَذْبَحِي. وَتَقُولُونَ: بِمَ نَجَّسْنَاكَ؟ بِقَوْلِكُمْ: إِنَّ مَائِدَةَ ٱلرَّبِّ مُحْتَقَرَةٌ.</w:t>
-      </w:r>
-      <w:r>
-        <w:rPr>
-          <w:lang w:val="ar_AE" w:bidi="ar_AE"/>
-        </w:rPr>
-      </w:r>
-      <w:r>
-        <w:rPr>
-          <w:lang w:val="ar_AE" w:bidi="ar_AE"/>
-        </w:rPr>
+          <w:rtl/>
+          <w:cs/>
+          <w:lang w:val="ar_AE" w:bidi="ar_AE"/>
+        </w:rPr>
+        <w:t>13</w:t>
+      </w:r>
+      <w:r>
+        <w:rPr>
+          <w:rtl/>
+          <w:cs/>
+          <w:lang w:val="ar_AE" w:bidi="ar_AE"/>
+        </w:rPr>
+        <w:t xml:space="preserve"> وَقُلْتُمْ: مَا هَذِهِ ٱلْمَشَقَّةُ؟ وَتَأَفَّفْتُمْ عَلَيْهِ، قَالَ رَبُّ ٱلْجُنُودِ. وَجِئْتُمْ بِٱلْمُغْتَصَبِ وَٱلْأَعْرَجِ وَٱلسَّقِيمِ، فَأَتَيْتُمْ بِٱلتَّقْدِمَةِ. فَهَلْ أَقْبَلُهَا مِنْ يَدِكُمْ؟ قَالَ ٱلرَّبُّ.</w:t>
       </w:r>
     </w:p>
     <w:p>
@@ -548,309 +633,27 @@
       </w:pPr>
       <w:r>
         <w:rPr>
-          <w:lang w:val="ar_AE" w:bidi="ar_AE"/>
-        </w:rPr>
-      </w:r>
-    </w:p>
-    <w:p>
-      <w:pPr>
-        <w:bidi/>
-      </w:pPr>
-      <w:r>
-        <w:rPr>
+          <w:rtl/>
+          <w:cs/>
           <w:lang w:val="ar_AE" w:bidi="ar_AE"/>
         </w:rPr>
       </w:r>
       <w:r>
         <w:rPr>
           <w:vertAlign w:val="superscript"/>
-          <w:lang w:val="ar_AE" w:bidi="ar_AE"/>
-        </w:rPr>
-        <w:t>8</w:t>
-      </w:r>
-      <w:r>
-        <w:rPr>
-          <w:lang w:val="ar_AE" w:bidi="ar_AE"/>
-        </w:rPr>
-        <w:t xml:space="preserve"> وَإِنْ قَرَّبْتُمُ ٱلْأَعْمَى ذَبِيحَةً، أَفَلَيْسَ ذَلِكَ شَرًّا؟ وَإِنْ قَرَّبْتُمُ ٱلْأَعْرَجَ وَٱلسَّقِيمَ، أَفَلَيْسَ ذَلِكَ شَرًّا؟ قَرِّبْهُ لِوَالِيكَ، أَفَيَرْضَى عَلَيْكَ أَوْ يَرْفَعُ وَجْهَكَ؟ قَالَ رَبُّ ٱلْجُنُودِ.</w:t>
-      </w:r>
-      <w:r>
-        <w:rPr>
-          <w:lang w:val="ar_AE" w:bidi="ar_AE"/>
-        </w:rPr>
-      </w:r>
-      <w:r>
-        <w:rPr>
-          <w:lang w:val="ar_AE" w:bidi="ar_AE"/>
-        </w:rPr>
-      </w:r>
-    </w:p>
-    <w:p>
-      <w:pPr>
-        <w:bidi/>
-      </w:pPr>
-      <w:r>
-        <w:rPr>
-          <w:lang w:val="ar_AE" w:bidi="ar_AE"/>
-        </w:rPr>
-      </w:r>
-    </w:p>
-    <w:p>
-      <w:pPr>
-        <w:bidi/>
-      </w:pPr>
-      <w:r>
-        <w:rPr>
-          <w:lang w:val="ar_AE" w:bidi="ar_AE"/>
-        </w:rPr>
-      </w:r>
-      <w:r>
-        <w:rPr>
-          <w:vertAlign w:val="superscript"/>
-          <w:lang w:val="ar_AE" w:bidi="ar_AE"/>
-        </w:rPr>
-        <w:t>9</w:t>
-      </w:r>
-      <w:r>
-        <w:rPr>
-          <w:lang w:val="ar_AE" w:bidi="ar_AE"/>
-        </w:rPr>
-        <w:t xml:space="preserve"> وَٱلْآنَ تَرَضَّوْا وَجْهَ ٱللهِ فَيَتَرَاءَفَ عَلَيْنَا. هَذِهِ كَانَتْ مِنْ يَدِكُمْ. هَلْ يَرْفَعُ وَجْهَكُمْ؟ قَالَ رَبُّ ٱلْجُنُودِ.</w:t>
-      </w:r>
-      <w:r>
-        <w:rPr>
-          <w:lang w:val="ar_AE" w:bidi="ar_AE"/>
-        </w:rPr>
-      </w:r>
-      <w:r>
-        <w:rPr>
-          <w:lang w:val="ar_AE" w:bidi="ar_AE"/>
-        </w:rPr>
-      </w:r>
-    </w:p>
-    <w:p>
-      <w:pPr>
-        <w:bidi/>
-      </w:pPr>
-      <w:r>
-        <w:rPr>
-          <w:lang w:val="ar_AE" w:bidi="ar_AE"/>
-        </w:rPr>
-      </w:r>
-    </w:p>
-    <w:p>
-      <w:pPr>
-        <w:bidi/>
-      </w:pPr>
-      <w:r>
-        <w:rPr>
-          <w:lang w:val="ar_AE" w:bidi="ar_AE"/>
-        </w:rPr>
-      </w:r>
-      <w:r>
-        <w:rPr>
-          <w:vertAlign w:val="superscript"/>
-          <w:lang w:val="ar_AE" w:bidi="ar_AE"/>
-        </w:rPr>
-        <w:t>10</w:t>
-      </w:r>
-      <w:r>
-        <w:rPr>
-          <w:lang w:val="ar_AE" w:bidi="ar_AE"/>
-        </w:rPr>
-        <w:t xml:space="preserve"> «مَنْ فِيكُمْ يُغْلِقُ ٱلْبَابَ! بَلْ لَا تُوقِدُونَ عَلَى مَذْبَحِي مَجَّانًا. لَيْسَتْ لِي مَسَّرَةٌ بِكُمْ، قَالَ رَبُّ ٱلْجُنُودِ، وَلَا أَقْبَلُ تَقْدِمَةً مِنْ يَدِكُمْ.</w:t>
-      </w:r>
-      <w:r>
-        <w:rPr>
-          <w:lang w:val="ar_AE" w:bidi="ar_AE"/>
-        </w:rPr>
-      </w:r>
-      <w:r>
-        <w:rPr>
-          <w:lang w:val="ar_AE" w:bidi="ar_AE"/>
-        </w:rPr>
-      </w:r>
-    </w:p>
-    <w:p>
-      <w:pPr>
-        <w:bidi/>
-      </w:pPr>
-      <w:r>
-        <w:rPr>
-          <w:lang w:val="ar_AE" w:bidi="ar_AE"/>
-        </w:rPr>
-      </w:r>
-    </w:p>
-    <w:p>
-      <w:pPr>
-        <w:bidi/>
-      </w:pPr>
-      <w:r>
-        <w:rPr>
-          <w:lang w:val="ar_AE" w:bidi="ar_AE"/>
-        </w:rPr>
-      </w:r>
-      <w:r>
-        <w:rPr>
-          <w:vertAlign w:val="superscript"/>
-          <w:lang w:val="ar_AE" w:bidi="ar_AE"/>
-        </w:rPr>
-        <w:t>11</w:t>
-      </w:r>
-      <w:r>
-        <w:rPr>
-          <w:lang w:val="ar_AE" w:bidi="ar_AE"/>
-        </w:rPr>
-        <w:t xml:space="preserve"> لِأَنَّهُ مِنْ مَشْرِقِ ٱلشَّمْسِ إِلَى مَغْرِبِهَا ٱسْمِي عَظِيمٌ بَيْنَ ٱلْأُمَمِ، وَفِي كُلِّ مَكَانٍ يُقَرَّبُ لِٱسْمِي بَخُورٌ وَتَقْدِمَةٌ طَاهِرَةٌ، لِأَنَّ ٱسْمِي عَظِيمٌ بَيْنَ ٱلْأُمَمِ، قَالَ رَبُّ ٱلْجُنُودِ.</w:t>
-      </w:r>
-      <w:r>
-        <w:rPr>
-          <w:lang w:val="ar_AE" w:bidi="ar_AE"/>
-        </w:rPr>
-      </w:r>
-      <w:r>
-        <w:rPr>
-          <w:lang w:val="ar_AE" w:bidi="ar_AE"/>
-        </w:rPr>
-      </w:r>
-    </w:p>
-    <w:p>
-      <w:pPr>
-        <w:bidi/>
-      </w:pPr>
-      <w:r>
-        <w:rPr>
-          <w:lang w:val="ar_AE" w:bidi="ar_AE"/>
-        </w:rPr>
-      </w:r>
-    </w:p>
-    <w:p>
-      <w:pPr>
-        <w:bidi/>
-      </w:pPr>
-      <w:r>
-        <w:rPr>
-          <w:lang w:val="ar_AE" w:bidi="ar_AE"/>
-        </w:rPr>
-      </w:r>
-      <w:r>
-        <w:rPr>
-          <w:vertAlign w:val="superscript"/>
-          <w:lang w:val="ar_AE" w:bidi="ar_AE"/>
-        </w:rPr>
-        <w:t>12</w:t>
-      </w:r>
-      <w:r>
-        <w:rPr>
-          <w:lang w:val="ar_AE" w:bidi="ar_AE"/>
-        </w:rPr>
-        <w:t xml:space="preserve"> أَمَّا أَنْتُمْ فَمُنَجِّسُوهُ، بِقَوْلِكُمْ: إِنَّ مَائِدَةَ ٱلرَّبِّ تَنَجَّسَتْ، وَثَمَرَتَهَا مُحْتَقَرٌ طَعَامُهَا.</w:t>
-      </w:r>
-      <w:r>
-        <w:rPr>
-          <w:lang w:val="ar_AE" w:bidi="ar_AE"/>
-        </w:rPr>
-      </w:r>
-      <w:r>
-        <w:rPr>
-          <w:lang w:val="ar_AE" w:bidi="ar_AE"/>
-        </w:rPr>
-      </w:r>
-    </w:p>
-    <w:p>
-      <w:pPr>
-        <w:bidi/>
-      </w:pPr>
-      <w:r>
-        <w:rPr>
-          <w:lang w:val="ar_AE" w:bidi="ar_AE"/>
-        </w:rPr>
-      </w:r>
-    </w:p>
-    <w:p>
-      <w:pPr>
-        <w:bidi/>
-      </w:pPr>
-      <w:r>
-        <w:rPr>
-          <w:lang w:val="ar_AE" w:bidi="ar_AE"/>
-        </w:rPr>
-      </w:r>
-      <w:r>
-        <w:rPr>
-          <w:vertAlign w:val="superscript"/>
-          <w:lang w:val="ar_AE" w:bidi="ar_AE"/>
-        </w:rPr>
-        <w:t>13</w:t>
-      </w:r>
-      <w:r>
-        <w:rPr>
-          <w:lang w:val="ar_AE" w:bidi="ar_AE"/>
-        </w:rPr>
-        <w:t xml:space="preserve"> وَقُلْتُمْ: مَا هَذِهِ ٱلْمَشَقَّةُ؟ وَتَأَفَّفْتُمْ عَلَيْهِ، قَالَ رَبُّ ٱلْجُنُودِ. وَجِئْتُمْ بِٱلْمُغْتَصَبِ وَٱلْأَعْرَجِ وَٱلسَّقِيمِ، فَأَتَيْتُمْ بِٱلتَّقْدِمَةِ. فَهَلْ أَقْبَلُهَا مِنْ يَدِكُمْ؟ قَالَ ٱلرَّبُّ.</w:t>
-      </w:r>
-      <w:r>
-        <w:rPr>
-          <w:lang w:val="ar_AE" w:bidi="ar_AE"/>
-        </w:rPr>
-      </w:r>
-      <w:r>
-        <w:rPr>
-          <w:lang w:val="ar_AE" w:bidi="ar_AE"/>
-        </w:rPr>
-      </w:r>
-    </w:p>
-    <w:p>
-      <w:pPr>
-        <w:bidi/>
-      </w:pPr>
-      <w:r>
-        <w:rPr>
-          <w:lang w:val="ar_AE" w:bidi="ar_AE"/>
-        </w:rPr>
-      </w:r>
-    </w:p>
-    <w:p>
-      <w:pPr>
-        <w:bidi/>
-      </w:pPr>
-      <w:r>
-        <w:rPr>
-          <w:lang w:val="ar_AE" w:bidi="ar_AE"/>
-        </w:rPr>
-      </w:r>
-      <w:r>
-        <w:rPr>
-          <w:vertAlign w:val="superscript"/>
+          <w:rtl/>
+          <w:cs/>
           <w:lang w:val="ar_AE" w:bidi="ar_AE"/>
         </w:rPr>
         <w:t>14</w:t>
       </w:r>
       <w:r>
         <w:rPr>
+          <w:rtl/>
+          <w:cs/>
           <w:lang w:val="ar_AE" w:bidi="ar_AE"/>
         </w:rPr>
         <w:t xml:space="preserve"> وَمَلْعُونٌ ٱلْمَاكِرُ ٱلَّذِي يُوجَدُ فِي قَطِيعِهِ ذَكَرٌ وَيَنْذُرُ وَيَذْبَحُ لِلسَّيِّدِ عَائِبًا. لِأَنِّي أَنَا مَلِكٌ عَظِيمٌ، قَالَ رَبُّ ٱلْجُنُودِ، وَٱسْمِي مَهِيبٌ بَيْنَ ٱلْأُمَمِ.</w:t>
-      </w:r>
-      <w:r>
-        <w:rPr>
-          <w:lang w:val="ar_AE" w:bidi="ar_AE"/>
-        </w:rPr>
-      </w:r>
-      <w:r>
-        <w:rPr>
-          <w:lang w:val="ar_AE" w:bidi="ar_AE"/>
-        </w:rPr>
-      </w:r>
-    </w:p>
-    <w:p>
-      <w:pPr>
-        <w:bidi/>
-      </w:pPr>
-      <w:r>
-        <w:rPr>
-          <w:lang w:val="ar_AE" w:bidi="ar_AE"/>
-        </w:rPr>
       </w:r>
     </w:p>
     <w:p>
@@ -860,12 +663,16 @@
       </w:pPr>
       <w:r>
         <w:rPr>
+          <w:rtl/>
+          <w:cs/>
           <w:lang w:val="ar_AE" w:bidi="ar_AE"/>
         </w:rPr>
         <w:t>Malachi 2:1</w:t>
       </w:r>
       <w:r>
         <w:rPr>
+          <w:rtl/>
+          <w:cs/>
           <w:lang w:val="ar_AE" w:bidi="ar_AE"/>
         </w:rPr>
       </w:r>
@@ -876,32 +683,28 @@
       </w:pPr>
       <w:r>
         <w:rPr>
+          <w:rtl/>
+          <w:cs/>
           <w:lang w:val="ar_AE" w:bidi="ar_AE"/>
         </w:rPr>
       </w:r>
       <w:r>
         <w:rPr>
           <w:vertAlign w:val="superscript"/>
+          <w:rtl/>
+          <w:cs/>
           <w:lang w:val="ar_AE" w:bidi="ar_AE"/>
         </w:rPr>
         <w:t>1</w:t>
       </w:r>
       <w:r>
         <w:rPr>
+          <w:rtl/>
+          <w:cs/>
           <w:lang w:val="ar_AE" w:bidi="ar_AE"/>
         </w:rPr>
         <w:t xml:space="preserve"> «وَٱلْآنَ إِلَيْكُمْ هَذِهِ ٱلْوَصِيَّةُ أَيُّهَا ٱلْكَهَنَةُ:</w:t>
       </w:r>
-      <w:r>
-        <w:rPr>
-          <w:lang w:val="ar_AE" w:bidi="ar_AE"/>
-        </w:rPr>
-      </w:r>
-      <w:r>
-        <w:rPr>
-          <w:lang w:val="ar_AE" w:bidi="ar_AE"/>
-        </w:rPr>
-      </w:r>
     </w:p>
     <w:p>
       <w:pPr>
@@ -909,8 +712,27 @@
       </w:pPr>
       <w:r>
         <w:rPr>
-          <w:lang w:val="ar_AE" w:bidi="ar_AE"/>
-        </w:rPr>
+          <w:rtl/>
+          <w:cs/>
+          <w:lang w:val="ar_AE" w:bidi="ar_AE"/>
+        </w:rPr>
+      </w:r>
+      <w:r>
+        <w:rPr>
+          <w:vertAlign w:val="superscript"/>
+          <w:rtl/>
+          <w:cs/>
+          <w:lang w:val="ar_AE" w:bidi="ar_AE"/>
+        </w:rPr>
+        <w:t>2</w:t>
+      </w:r>
+      <w:r>
+        <w:rPr>
+          <w:rtl/>
+          <w:cs/>
+          <w:lang w:val="ar_AE" w:bidi="ar_AE"/>
+        </w:rPr>
+        <w:t xml:space="preserve"> إِنْ كُنْتُمْ لَا تَسْمَعُونَ وَلَا تَجْعَلُونَ فِي ٱلْقَلْبِ لِتُعْطُوا مَجْدًا لِٱسْمِي، قَالَ رَبُّ ٱلْجُنُودِ. فَإِنِّي أُرْسِلُ عَلَيْكُمُ ٱللَّعْنَ، وَأَلْعَنُ بَرَكَاتِكُمْ، بَلْ قَدْ لَعَنْتُهَا، لِأَنَّكُمْ لَسْتُمْ جَاعِلِينَ فِي ٱلْقَلْبِ.</w:t>
       </w:r>
     </w:p>
     <w:p>
@@ -919,31 +741,27 @@
       </w:pPr>
       <w:r>
         <w:rPr>
+          <w:rtl/>
+          <w:cs/>
           <w:lang w:val="ar_AE" w:bidi="ar_AE"/>
         </w:rPr>
       </w:r>
       <w:r>
         <w:rPr>
           <w:vertAlign w:val="superscript"/>
-          <w:lang w:val="ar_AE" w:bidi="ar_AE"/>
-        </w:rPr>
-        <w:t>2</w:t>
-      </w:r>
-      <w:r>
-        <w:rPr>
-          <w:lang w:val="ar_AE" w:bidi="ar_AE"/>
-        </w:rPr>
-        <w:t xml:space="preserve"> إِنْ كُنْتُمْ لَا تَسْمَعُونَ وَلَا تَجْعَلُونَ فِي ٱلْقَلْبِ لِتُعْطُوا مَجْدًا لِٱسْمِي، قَالَ رَبُّ ٱلْجُنُودِ. فَإِنِّي أُرْسِلُ عَلَيْكُمُ ٱللَّعْنَ، وَأَلْعَنُ بَرَكَاتِكُمْ، بَلْ قَدْ لَعَنْتُهَا، لِأَنَّكُمْ لَسْتُمْ جَاعِلِينَ فِي ٱلْقَلْبِ.</w:t>
-      </w:r>
-      <w:r>
-        <w:rPr>
-          <w:lang w:val="ar_AE" w:bidi="ar_AE"/>
-        </w:rPr>
-      </w:r>
-      <w:r>
-        <w:rPr>
-          <w:lang w:val="ar_AE" w:bidi="ar_AE"/>
-        </w:rPr>
+          <w:rtl/>
+          <w:cs/>
+          <w:lang w:val="ar_AE" w:bidi="ar_AE"/>
+        </w:rPr>
+        <w:t>3</w:t>
+      </w:r>
+      <w:r>
+        <w:rPr>
+          <w:rtl/>
+          <w:cs/>
+          <w:lang w:val="ar_AE" w:bidi="ar_AE"/>
+        </w:rPr>
+        <w:t xml:space="preserve"> هَأَنَذَا أَنْتَهِرُ لَكُمُ ٱلزَّرْعَ، وَأَمُدُّ ٱلْفَرْثَ عَلَى وُجُوهِكُمْ، فَرْثَ أَعْيَادِكُمْ، فَتُنْزَعُونَ مَعَهُ.</w:t>
       </w:r>
     </w:p>
     <w:p>
@@ -952,8 +770,27 @@
       </w:pPr>
       <w:r>
         <w:rPr>
-          <w:lang w:val="ar_AE" w:bidi="ar_AE"/>
-        </w:rPr>
+          <w:rtl/>
+          <w:cs/>
+          <w:lang w:val="ar_AE" w:bidi="ar_AE"/>
+        </w:rPr>
+      </w:r>
+      <w:r>
+        <w:rPr>
+          <w:vertAlign w:val="superscript"/>
+          <w:rtl/>
+          <w:cs/>
+          <w:lang w:val="ar_AE" w:bidi="ar_AE"/>
+        </w:rPr>
+        <w:t>4</w:t>
+      </w:r>
+      <w:r>
+        <w:rPr>
+          <w:rtl/>
+          <w:cs/>
+          <w:lang w:val="ar_AE" w:bidi="ar_AE"/>
+        </w:rPr>
+        <w:t xml:space="preserve"> فَتَعْلَمُونَ أَنِّي أَرْسَلْتُ إِلَيْكُمْ هَذِهِ ٱلْوَصِيَّةَ لِكَوْنِ عَهْدِي مَعَ لَاوِي، قَالَ رَبُّ ٱلْجُنُودِ.</w:t>
       </w:r>
     </w:p>
     <w:p>
@@ -962,31 +799,27 @@
       </w:pPr>
       <w:r>
         <w:rPr>
+          <w:rtl/>
+          <w:cs/>
           <w:lang w:val="ar_AE" w:bidi="ar_AE"/>
         </w:rPr>
       </w:r>
       <w:r>
         <w:rPr>
           <w:vertAlign w:val="superscript"/>
-          <w:lang w:val="ar_AE" w:bidi="ar_AE"/>
-        </w:rPr>
-        <w:t>3</w:t>
-      </w:r>
-      <w:r>
-        <w:rPr>
-          <w:lang w:val="ar_AE" w:bidi="ar_AE"/>
-        </w:rPr>
-        <w:t xml:space="preserve"> هَأَنَذَا أَنْتَهِرُ لَكُمُ ٱلزَّرْعَ، وَأَمُدُّ ٱلْفَرْثَ عَلَى وُجُوهِكُمْ، فَرْثَ أَعْيَادِكُمْ، فَتُنْزَعُونَ مَعَهُ.</w:t>
-      </w:r>
-      <w:r>
-        <w:rPr>
-          <w:lang w:val="ar_AE" w:bidi="ar_AE"/>
-        </w:rPr>
-      </w:r>
-      <w:r>
-        <w:rPr>
-          <w:lang w:val="ar_AE" w:bidi="ar_AE"/>
-        </w:rPr>
+          <w:rtl/>
+          <w:cs/>
+          <w:lang w:val="ar_AE" w:bidi="ar_AE"/>
+        </w:rPr>
+        <w:t>5</w:t>
+      </w:r>
+      <w:r>
+        <w:rPr>
+          <w:rtl/>
+          <w:cs/>
+          <w:lang w:val="ar_AE" w:bidi="ar_AE"/>
+        </w:rPr>
+        <w:t xml:space="preserve"> كَانَ عَهْدِي مَعَهُ لِلْحَيَاةِ وَٱلسَّلَامِ، وَأَعْطَيْتُهُ إِيَّاهُمَا لِلتَّقْوَى. فَٱتَّقَانِي، وَمِنِ ٱسْمِي ٱرْتَاعَ هُوَ.</w:t>
       </w:r>
     </w:p>
     <w:p>
@@ -995,8 +828,27 @@
       </w:pPr>
       <w:r>
         <w:rPr>
-          <w:lang w:val="ar_AE" w:bidi="ar_AE"/>
-        </w:rPr>
+          <w:rtl/>
+          <w:cs/>
+          <w:lang w:val="ar_AE" w:bidi="ar_AE"/>
+        </w:rPr>
+      </w:r>
+      <w:r>
+        <w:rPr>
+          <w:vertAlign w:val="superscript"/>
+          <w:rtl/>
+          <w:cs/>
+          <w:lang w:val="ar_AE" w:bidi="ar_AE"/>
+        </w:rPr>
+        <w:t>6</w:t>
+      </w:r>
+      <w:r>
+        <w:rPr>
+          <w:rtl/>
+          <w:cs/>
+          <w:lang w:val="ar_AE" w:bidi="ar_AE"/>
+        </w:rPr>
+        <w:t xml:space="preserve"> شَرِيعَةُ ٱلْحَقِّ كَانَتْ فِي فِيهِ، وَإِثْمٌ لَمْ يُوجَدْ فِي شَفَتَيْهِ. سَلَكَ مَعِي فِي ٱلسَّلَامِ وَٱلِٱسْتِقَامَةِ، وَأَرْجَعَ كَثِيرِينَ عَنِ ٱلْإِثْمِ.</w:t>
       </w:r>
     </w:p>
     <w:p>
@@ -1005,31 +857,27 @@
       </w:pPr>
       <w:r>
         <w:rPr>
+          <w:rtl/>
+          <w:cs/>
           <w:lang w:val="ar_AE" w:bidi="ar_AE"/>
         </w:rPr>
       </w:r>
       <w:r>
         <w:rPr>
           <w:vertAlign w:val="superscript"/>
-          <w:lang w:val="ar_AE" w:bidi="ar_AE"/>
-        </w:rPr>
-        <w:t>4</w:t>
-      </w:r>
-      <w:r>
-        <w:rPr>
-          <w:lang w:val="ar_AE" w:bidi="ar_AE"/>
-        </w:rPr>
-        <w:t xml:space="preserve"> فَتَعْلَمُونَ أَنِّي أَرْسَلْتُ إِلَيْكُمْ هَذِهِ ٱلْوَصِيَّةَ لِكَوْنِ عَهْدِي مَعَ لَاوِي، قَالَ رَبُّ ٱلْجُنُودِ.</w:t>
-      </w:r>
-      <w:r>
-        <w:rPr>
-          <w:lang w:val="ar_AE" w:bidi="ar_AE"/>
-        </w:rPr>
-      </w:r>
-      <w:r>
-        <w:rPr>
-          <w:lang w:val="ar_AE" w:bidi="ar_AE"/>
-        </w:rPr>
+          <w:rtl/>
+          <w:cs/>
+          <w:lang w:val="ar_AE" w:bidi="ar_AE"/>
+        </w:rPr>
+        <w:t>7</w:t>
+      </w:r>
+      <w:r>
+        <w:rPr>
+          <w:rtl/>
+          <w:cs/>
+          <w:lang w:val="ar_AE" w:bidi="ar_AE"/>
+        </w:rPr>
+        <w:t xml:space="preserve"> لِأَنَّ شَفَتَيِ ٱلْكَاهِنِ تَحْفَظَانِ مَعْرِفَةً، وَمِنْ فَمِهِ يَطْلُبُونَ ٱلشَّرِيعَةَ، لِأَنَّهُ رَسُولُ رَبِّ ٱلْجُنُودِ.</w:t>
       </w:r>
     </w:p>
     <w:p>
@@ -1038,8 +886,27 @@
       </w:pPr>
       <w:r>
         <w:rPr>
-          <w:lang w:val="ar_AE" w:bidi="ar_AE"/>
-        </w:rPr>
+          <w:rtl/>
+          <w:cs/>
+          <w:lang w:val="ar_AE" w:bidi="ar_AE"/>
+        </w:rPr>
+      </w:r>
+      <w:r>
+        <w:rPr>
+          <w:vertAlign w:val="superscript"/>
+          <w:rtl/>
+          <w:cs/>
+          <w:lang w:val="ar_AE" w:bidi="ar_AE"/>
+        </w:rPr>
+        <w:t>8</w:t>
+      </w:r>
+      <w:r>
+        <w:rPr>
+          <w:rtl/>
+          <w:cs/>
+          <w:lang w:val="ar_AE" w:bidi="ar_AE"/>
+        </w:rPr>
+        <w:t xml:space="preserve"> أَمَّا أَنْتُمْ فَحِدْتُمْ عَنِ ٱلطَّرِيقِ وَأَعْثَرْتُمْ كَثِيرِينَ بِٱلشَّرِيعَةِ. أَفْسَدْتُمْ عَهْدَ لَاوِي، قَالَ رَبُّ ٱلْجُنُودِ.</w:t>
       </w:r>
     </w:p>
     <w:p>
@@ -1048,31 +915,27 @@
       </w:pPr>
       <w:r>
         <w:rPr>
+          <w:rtl/>
+          <w:cs/>
           <w:lang w:val="ar_AE" w:bidi="ar_AE"/>
         </w:rPr>
       </w:r>
       <w:r>
         <w:rPr>
           <w:vertAlign w:val="superscript"/>
-          <w:lang w:val="ar_AE" w:bidi="ar_AE"/>
-        </w:rPr>
-        <w:t>5</w:t>
-      </w:r>
-      <w:r>
-        <w:rPr>
-          <w:lang w:val="ar_AE" w:bidi="ar_AE"/>
-        </w:rPr>
-        <w:t xml:space="preserve"> كَانَ عَهْدِي مَعَهُ لِلْحَيَاةِ وَٱلسَّلَامِ، وَأَعْطَيْتُهُ إِيَّاهُمَا لِلتَّقْوَى. فَٱتَّقَانِي، وَمِنِ ٱسْمِي ٱرْتَاعَ هُوَ.</w:t>
-      </w:r>
-      <w:r>
-        <w:rPr>
-          <w:lang w:val="ar_AE" w:bidi="ar_AE"/>
-        </w:rPr>
-      </w:r>
-      <w:r>
-        <w:rPr>
-          <w:lang w:val="ar_AE" w:bidi="ar_AE"/>
-        </w:rPr>
+          <w:rtl/>
+          <w:cs/>
+          <w:lang w:val="ar_AE" w:bidi="ar_AE"/>
+        </w:rPr>
+        <w:t>9</w:t>
+      </w:r>
+      <w:r>
+        <w:rPr>
+          <w:rtl/>
+          <w:cs/>
+          <w:lang w:val="ar_AE" w:bidi="ar_AE"/>
+        </w:rPr>
+        <w:t xml:space="preserve"> فَأَنَا أَيْضًا صَيَّرْتُكُمْ مُحْتَقَرِينَ وَدَنِيئِينَ عِنْدَ كُلِّ ٱلشَّعْبِ، كَمَا أَنَّكُمْ لَمْ تَحْفَظُوا طُرُقِي بَلْ حَابَيْتُمْ فِي ٱلشَّرِيعَةِ».</w:t>
       </w:r>
     </w:p>
     <w:p>
@@ -1081,8 +944,27 @@
       </w:pPr>
       <w:r>
         <w:rPr>
-          <w:lang w:val="ar_AE" w:bidi="ar_AE"/>
-        </w:rPr>
+          <w:rtl/>
+          <w:cs/>
+          <w:lang w:val="ar_AE" w:bidi="ar_AE"/>
+        </w:rPr>
+      </w:r>
+      <w:r>
+        <w:rPr>
+          <w:vertAlign w:val="superscript"/>
+          <w:rtl/>
+          <w:cs/>
+          <w:lang w:val="ar_AE" w:bidi="ar_AE"/>
+        </w:rPr>
+        <w:t>10</w:t>
+      </w:r>
+      <w:r>
+        <w:rPr>
+          <w:rtl/>
+          <w:cs/>
+          <w:lang w:val="ar_AE" w:bidi="ar_AE"/>
+        </w:rPr>
+        <w:t xml:space="preserve"> أَلَيْسَ أَبٌ وَاحِدٌ لِكُلِّنَا؟ أَلَيْسَ إِلَهٌ وَاحِدٌ خَلَقَنَا؟ فَلِمَ نَغْدُرُ ٱلرَّجُلُ بِأَخِيهِ لِتَدْنِيسِ عَهْدِ آبَائِنَا؟</w:t>
       </w:r>
     </w:p>
     <w:p>
@@ -1091,31 +973,27 @@
       </w:pPr>
       <w:r>
         <w:rPr>
+          <w:rtl/>
+          <w:cs/>
           <w:lang w:val="ar_AE" w:bidi="ar_AE"/>
         </w:rPr>
       </w:r>
       <w:r>
         <w:rPr>
           <w:vertAlign w:val="superscript"/>
-          <w:lang w:val="ar_AE" w:bidi="ar_AE"/>
-        </w:rPr>
-        <w:t>6</w:t>
-      </w:r>
-      <w:r>
-        <w:rPr>
-          <w:lang w:val="ar_AE" w:bidi="ar_AE"/>
-        </w:rPr>
-        <w:t xml:space="preserve"> شَرِيعَةُ ٱلْحَقِّ كَانَتْ فِي فِيهِ، وَإِثْمٌ لَمْ يُوجَدْ فِي شَفَتَيْهِ. سَلَكَ مَعِي فِي ٱلسَّلَامِ وَٱلِٱسْتِقَامَةِ، وَأَرْجَعَ كَثِيرِينَ عَنِ ٱلْإِثْمِ.</w:t>
-      </w:r>
-      <w:r>
-        <w:rPr>
-          <w:lang w:val="ar_AE" w:bidi="ar_AE"/>
-        </w:rPr>
-      </w:r>
-      <w:r>
-        <w:rPr>
-          <w:lang w:val="ar_AE" w:bidi="ar_AE"/>
-        </w:rPr>
+          <w:rtl/>
+          <w:cs/>
+          <w:lang w:val="ar_AE" w:bidi="ar_AE"/>
+        </w:rPr>
+        <w:t>11</w:t>
+      </w:r>
+      <w:r>
+        <w:rPr>
+          <w:rtl/>
+          <w:cs/>
+          <w:lang w:val="ar_AE" w:bidi="ar_AE"/>
+        </w:rPr>
+        <w:t xml:space="preserve"> غَدَرَ يَهُوذَا، وَعُمِلَ ٱلرِّجْسُ فِي إِسْرَائِيلَ وَفِي أُورُشَلِيمَ. لِأَنَّ يَهُوذَا قَدْ نَجَّسَ قُدْسَ ٱلرَّبِّ ٱلَّذِي أَحَبَّهُ، وَتَزَوَّجَ بِنْتَ إِلَهٍ غَرِيبٍ.</w:t>
       </w:r>
     </w:p>
     <w:p>
@@ -1124,8 +1002,27 @@
       </w:pPr>
       <w:r>
         <w:rPr>
-          <w:lang w:val="ar_AE" w:bidi="ar_AE"/>
-        </w:rPr>
+          <w:rtl/>
+          <w:cs/>
+          <w:lang w:val="ar_AE" w:bidi="ar_AE"/>
+        </w:rPr>
+      </w:r>
+      <w:r>
+        <w:rPr>
+          <w:vertAlign w:val="superscript"/>
+          <w:rtl/>
+          <w:cs/>
+          <w:lang w:val="ar_AE" w:bidi="ar_AE"/>
+        </w:rPr>
+        <w:t>12</w:t>
+      </w:r>
+      <w:r>
+        <w:rPr>
+          <w:rtl/>
+          <w:cs/>
+          <w:lang w:val="ar_AE" w:bidi="ar_AE"/>
+        </w:rPr>
+        <w:t xml:space="preserve"> يَقْطَعُ ٱلرَّبُّ ٱلرَّجُلَ ٱلَّذِي يَفْعَلُ هَذَا، ٱلسَّاهِرَ وَٱلْمُجِيبَ مِنْ خِيَامِ يَعْقُوبَ، وَمَنْ يُقَرِّبُ تَقْدِمَةً لِرَبِّ ٱلْجُنُودِ.</w:t>
       </w:r>
     </w:p>
     <w:p>
@@ -1134,31 +1031,27 @@
       </w:pPr>
       <w:r>
         <w:rPr>
+          <w:rtl/>
+          <w:cs/>
           <w:lang w:val="ar_AE" w:bidi="ar_AE"/>
         </w:rPr>
       </w:r>
       <w:r>
         <w:rPr>
           <w:vertAlign w:val="superscript"/>
-          <w:lang w:val="ar_AE" w:bidi="ar_AE"/>
-        </w:rPr>
-        <w:t>7</w:t>
-      </w:r>
-      <w:r>
-        <w:rPr>
-          <w:lang w:val="ar_AE" w:bidi="ar_AE"/>
-        </w:rPr>
-        <w:t xml:space="preserve"> لِأَنَّ شَفَتَيِ ٱلْكَاهِنِ تَحْفَظَانِ مَعْرِفَةً، وَمِنْ فَمِهِ يَطْلُبُونَ ٱلشَّرِيعَةَ، لِأَنَّهُ رَسُولُ رَبِّ ٱلْجُنُودِ.</w:t>
-      </w:r>
-      <w:r>
-        <w:rPr>
-          <w:lang w:val="ar_AE" w:bidi="ar_AE"/>
-        </w:rPr>
-      </w:r>
-      <w:r>
-        <w:rPr>
-          <w:lang w:val="ar_AE" w:bidi="ar_AE"/>
-        </w:rPr>
+          <w:rtl/>
+          <w:cs/>
+          <w:lang w:val="ar_AE" w:bidi="ar_AE"/>
+        </w:rPr>
+        <w:t>13</w:t>
+      </w:r>
+      <w:r>
+        <w:rPr>
+          <w:rtl/>
+          <w:cs/>
+          <w:lang w:val="ar_AE" w:bidi="ar_AE"/>
+        </w:rPr>
+        <w:t xml:space="preserve"> وَقَدْ فَعَلْتُمْ هَذَا ثَانِيَةً مُغَطِّينَ مَذْبَحَ ٱلرَّبِّ بِٱلدُّمُوعِ، بِٱلْبُكَاءِ وَٱلصُّرَاخِ، فَلَا تُرَاعَى ٱلتَّقْدِمَةُ بَعْدُ، وَلَا يُقْبَلُ ٱلْمُرْضِي مِنْ يَدِكُمْ.</w:t>
       </w:r>
     </w:p>
     <w:p>
@@ -1167,8 +1060,27 @@
       </w:pPr>
       <w:r>
         <w:rPr>
-          <w:lang w:val="ar_AE" w:bidi="ar_AE"/>
-        </w:rPr>
+          <w:rtl/>
+          <w:cs/>
+          <w:lang w:val="ar_AE" w:bidi="ar_AE"/>
+        </w:rPr>
+      </w:r>
+      <w:r>
+        <w:rPr>
+          <w:vertAlign w:val="superscript"/>
+          <w:rtl/>
+          <w:cs/>
+          <w:lang w:val="ar_AE" w:bidi="ar_AE"/>
+        </w:rPr>
+        <w:t>14</w:t>
+      </w:r>
+      <w:r>
+        <w:rPr>
+          <w:rtl/>
+          <w:cs/>
+          <w:lang w:val="ar_AE" w:bidi="ar_AE"/>
+        </w:rPr>
+        <w:t xml:space="preserve"> فَقُلْتُمْ: «لِمَاذَا؟» مِنْ أَجْلِ أَنَّ ٱلرَّبَّ هُوَ ٱلشَّاهِدُ بَيْنَكَ وَبَيْنَ ٱمْرَأَةِ شَبَابِكَ ٱلَّتِي أَنْتَ غَدَرْتَ بِهَا، وَهِيَ قَرِينَتُكَ وَٱمْرَأَةُ عَهْدِكَ.</w:t>
       </w:r>
     </w:p>
     <w:p>
@@ -1177,31 +1089,27 @@
       </w:pPr>
       <w:r>
         <w:rPr>
+          <w:rtl/>
+          <w:cs/>
           <w:lang w:val="ar_AE" w:bidi="ar_AE"/>
         </w:rPr>
       </w:r>
       <w:r>
         <w:rPr>
           <w:vertAlign w:val="superscript"/>
-          <w:lang w:val="ar_AE" w:bidi="ar_AE"/>
-        </w:rPr>
-        <w:t>8</w:t>
-      </w:r>
-      <w:r>
-        <w:rPr>
-          <w:lang w:val="ar_AE" w:bidi="ar_AE"/>
-        </w:rPr>
-        <w:t xml:space="preserve"> أَمَّا أَنْتُمْ فَحِدْتُمْ عَنِ ٱلطَّرِيقِ وَأَعْثَرْتُمْ كَثِيرِينَ بِٱلشَّرِيعَةِ. أَفْسَدْتُمْ عَهْدَ لَاوِي، قَالَ رَبُّ ٱلْجُنُودِ.</w:t>
-      </w:r>
-      <w:r>
-        <w:rPr>
-          <w:lang w:val="ar_AE" w:bidi="ar_AE"/>
-        </w:rPr>
-      </w:r>
-      <w:r>
-        <w:rPr>
-          <w:lang w:val="ar_AE" w:bidi="ar_AE"/>
-        </w:rPr>
+          <w:rtl/>
+          <w:cs/>
+          <w:lang w:val="ar_AE" w:bidi="ar_AE"/>
+        </w:rPr>
+        <w:t>15</w:t>
+      </w:r>
+      <w:r>
+        <w:rPr>
+          <w:rtl/>
+          <w:cs/>
+          <w:lang w:val="ar_AE" w:bidi="ar_AE"/>
+        </w:rPr>
+        <w:t xml:space="preserve"> أَفَلَمْ يَفْعَلْ وَاحِدٌ وَلَهُ بَقِيَّةُ ٱلرُّوحِ؟ وَلِمَاذَا ٱلْوَاحِدُ؟ طَالِبًا زَرْعَ ٱللهِ. فَٱحْذَرُوا لِرُوحِكُمْ وَلَا يَغْدُرْ أَحَدٌ بِٱمْرَأَةِ شَبَابِهِ.</w:t>
       </w:r>
     </w:p>
     <w:p>
@@ -1210,8 +1118,27 @@
       </w:pPr>
       <w:r>
         <w:rPr>
-          <w:lang w:val="ar_AE" w:bidi="ar_AE"/>
-        </w:rPr>
+          <w:rtl/>
+          <w:cs/>
+          <w:lang w:val="ar_AE" w:bidi="ar_AE"/>
+        </w:rPr>
+      </w:r>
+      <w:r>
+        <w:rPr>
+          <w:vertAlign w:val="superscript"/>
+          <w:rtl/>
+          <w:cs/>
+          <w:lang w:val="ar_AE" w:bidi="ar_AE"/>
+        </w:rPr>
+        <w:t>16</w:t>
+      </w:r>
+      <w:r>
+        <w:rPr>
+          <w:rtl/>
+          <w:cs/>
+          <w:lang w:val="ar_AE" w:bidi="ar_AE"/>
+        </w:rPr>
+        <w:t xml:space="preserve"> «لِأَنَّهُ يَكْرَهُ ٱلطَّلَاقَ، قَالَ ٱلرَّبُّ إِلَهُ إِسْرَائِيلَ، وَأَنْ يُغَطِّيَ أَحَدٌ ٱلظُّلْمَ بِثَوْبِهِ، قَالَ رَبُّ ٱلْجُنُودِ. فَٱحْذَرُوا لِرُوحِكُمْ لِئَلَّا تَغْدُرُوا».</w:t>
       </w:r>
     </w:p>
     <w:p>
@@ -1220,385 +1147,27 @@
       </w:pPr>
       <w:r>
         <w:rPr>
+          <w:rtl/>
+          <w:cs/>
           <w:lang w:val="ar_AE" w:bidi="ar_AE"/>
         </w:rPr>
       </w:r>
       <w:r>
         <w:rPr>
           <w:vertAlign w:val="superscript"/>
-          <w:lang w:val="ar_AE" w:bidi="ar_AE"/>
-        </w:rPr>
-        <w:t>9</w:t>
-      </w:r>
-      <w:r>
-        <w:rPr>
-          <w:lang w:val="ar_AE" w:bidi="ar_AE"/>
-        </w:rPr>
-        <w:t xml:space="preserve"> فَأَنَا أَيْضًا صَيَّرْتُكُمْ مُحْتَقَرِينَ وَدَنِيئِينَ عِنْدَ كُلِّ ٱلشَّعْبِ، كَمَا أَنَّكُمْ لَمْ تَحْفَظُوا طُرُقِي بَلْ حَابَيْتُمْ فِي ٱلشَّرِيعَةِ».</w:t>
-      </w:r>
-      <w:r>
-        <w:rPr>
-          <w:lang w:val="ar_AE" w:bidi="ar_AE"/>
-        </w:rPr>
-      </w:r>
-      <w:r>
-        <w:rPr>
-          <w:lang w:val="ar_AE" w:bidi="ar_AE"/>
-        </w:rPr>
-      </w:r>
-    </w:p>
-    <w:p>
-      <w:pPr>
-        <w:bidi/>
-      </w:pPr>
-      <w:r>
-        <w:rPr>
-          <w:lang w:val="ar_AE" w:bidi="ar_AE"/>
-        </w:rPr>
-      </w:r>
-    </w:p>
-    <w:p>
-      <w:pPr>
-        <w:bidi/>
-      </w:pPr>
-      <w:r>
-        <w:rPr>
-          <w:lang w:val="ar_AE" w:bidi="ar_AE"/>
-        </w:rPr>
-      </w:r>
-      <w:r>
-        <w:rPr>
-          <w:vertAlign w:val="superscript"/>
-          <w:lang w:val="ar_AE" w:bidi="ar_AE"/>
-        </w:rPr>
-        <w:t>10</w:t>
-      </w:r>
-      <w:r>
-        <w:rPr>
-          <w:lang w:val="ar_AE" w:bidi="ar_AE"/>
-        </w:rPr>
-        <w:t xml:space="preserve"> أَلَيْسَ أَبٌ وَاحِدٌ لِكُلِّنَا؟ أَلَيْسَ إِلَهٌ وَاحِدٌ خَلَقَنَا؟ فَلِمَ نَغْدُرُ ٱلرَّجُلُ بِأَخِيهِ لِتَدْنِيسِ عَهْدِ آبَائِنَا؟</w:t>
-      </w:r>
-      <w:r>
-        <w:rPr>
-          <w:lang w:val="ar_AE" w:bidi="ar_AE"/>
-        </w:rPr>
-      </w:r>
-      <w:r>
-        <w:rPr>
-          <w:lang w:val="ar_AE" w:bidi="ar_AE"/>
-        </w:rPr>
-      </w:r>
-    </w:p>
-    <w:p>
-      <w:pPr>
-        <w:bidi/>
-      </w:pPr>
-      <w:r>
-        <w:rPr>
-          <w:lang w:val="ar_AE" w:bidi="ar_AE"/>
-        </w:rPr>
-      </w:r>
-    </w:p>
-    <w:p>
-      <w:pPr>
-        <w:bidi/>
-      </w:pPr>
-      <w:r>
-        <w:rPr>
-          <w:lang w:val="ar_AE" w:bidi="ar_AE"/>
-        </w:rPr>
-      </w:r>
-      <w:r>
-        <w:rPr>
-          <w:vertAlign w:val="superscript"/>
-          <w:lang w:val="ar_AE" w:bidi="ar_AE"/>
-        </w:rPr>
-        <w:t>11</w:t>
-      </w:r>
-      <w:r>
-        <w:rPr>
-          <w:lang w:val="ar_AE" w:bidi="ar_AE"/>
-        </w:rPr>
-        <w:t xml:space="preserve"> غَدَرَ يَهُوذَا، وَعُمِلَ ٱلرِّجْسُ فِي إِسْرَائِيلَ وَفِي أُورُشَلِيمَ. لِأَنَّ يَهُوذَا قَدْ نَجَّسَ قُدْسَ ٱلرَّبِّ ٱلَّذِي أَحَبَّهُ، وَتَزَوَّجَ بِنْتَ إِلَهٍ غَرِيبٍ.</w:t>
-      </w:r>
-      <w:r>
-        <w:rPr>
-          <w:lang w:val="ar_AE" w:bidi="ar_AE"/>
-        </w:rPr>
-      </w:r>
-      <w:r>
-        <w:rPr>
-          <w:lang w:val="ar_AE" w:bidi="ar_AE"/>
-        </w:rPr>
-      </w:r>
-    </w:p>
-    <w:p>
-      <w:pPr>
-        <w:bidi/>
-      </w:pPr>
-      <w:r>
-        <w:rPr>
-          <w:lang w:val="ar_AE" w:bidi="ar_AE"/>
-        </w:rPr>
-      </w:r>
-    </w:p>
-    <w:p>
-      <w:pPr>
-        <w:bidi/>
-      </w:pPr>
-      <w:r>
-        <w:rPr>
-          <w:lang w:val="ar_AE" w:bidi="ar_AE"/>
-        </w:rPr>
-      </w:r>
-      <w:r>
-        <w:rPr>
-          <w:vertAlign w:val="superscript"/>
-          <w:lang w:val="ar_AE" w:bidi="ar_AE"/>
-        </w:rPr>
-        <w:t>12</w:t>
-      </w:r>
-      <w:r>
-        <w:rPr>
-          <w:lang w:val="ar_AE" w:bidi="ar_AE"/>
-        </w:rPr>
-        <w:t xml:space="preserve"> يَقْطَعُ ٱلرَّبُّ ٱلرَّجُلَ ٱلَّذِي يَفْعَلُ هَذَا، ٱلسَّاهِرَ وَٱلْمُجِيبَ مِنْ خِيَامِ يَعْقُوبَ، وَمَنْ يُقَرِّبُ تَقْدِمَةً لِرَبِّ ٱلْجُنُودِ.</w:t>
-      </w:r>
-      <w:r>
-        <w:rPr>
-          <w:lang w:val="ar_AE" w:bidi="ar_AE"/>
-        </w:rPr>
-      </w:r>
-      <w:r>
-        <w:rPr>
-          <w:lang w:val="ar_AE" w:bidi="ar_AE"/>
-        </w:rPr>
-      </w:r>
-    </w:p>
-    <w:p>
-      <w:pPr>
-        <w:bidi/>
-      </w:pPr>
-      <w:r>
-        <w:rPr>
-          <w:lang w:val="ar_AE" w:bidi="ar_AE"/>
-        </w:rPr>
-      </w:r>
-    </w:p>
-    <w:p>
-      <w:pPr>
-        <w:bidi/>
-      </w:pPr>
-      <w:r>
-        <w:rPr>
-          <w:lang w:val="ar_AE" w:bidi="ar_AE"/>
-        </w:rPr>
-      </w:r>
-      <w:r>
-        <w:rPr>
-          <w:vertAlign w:val="superscript"/>
-          <w:lang w:val="ar_AE" w:bidi="ar_AE"/>
-        </w:rPr>
-        <w:t>13</w:t>
-      </w:r>
-      <w:r>
-        <w:rPr>
-          <w:lang w:val="ar_AE" w:bidi="ar_AE"/>
-        </w:rPr>
-        <w:t xml:space="preserve"> وَقَدْ فَعَلْتُمْ هَذَا ثَانِيَةً مُغَطِّينَ مَذْبَحَ ٱلرَّبِّ بِٱلدُّمُوعِ، بِٱلْبُكَاءِ وَٱلصُّرَاخِ، فَلَا تُرَاعَى ٱلتَّقْدِمَةُ بَعْدُ، وَلَا يُقْبَلُ ٱلْمُرْضِي مِنْ يَدِكُمْ.</w:t>
-      </w:r>
-      <w:r>
-        <w:rPr>
-          <w:lang w:val="ar_AE" w:bidi="ar_AE"/>
-        </w:rPr>
-      </w:r>
-      <w:r>
-        <w:rPr>
-          <w:lang w:val="ar_AE" w:bidi="ar_AE"/>
-        </w:rPr>
-      </w:r>
-    </w:p>
-    <w:p>
-      <w:pPr>
-        <w:bidi/>
-      </w:pPr>
-      <w:r>
-        <w:rPr>
-          <w:lang w:val="ar_AE" w:bidi="ar_AE"/>
-        </w:rPr>
-      </w:r>
-    </w:p>
-    <w:p>
-      <w:pPr>
-        <w:bidi/>
-      </w:pPr>
-      <w:r>
-        <w:rPr>
-          <w:lang w:val="ar_AE" w:bidi="ar_AE"/>
-        </w:rPr>
-      </w:r>
-      <w:r>
-        <w:rPr>
-          <w:vertAlign w:val="superscript"/>
-          <w:lang w:val="ar_AE" w:bidi="ar_AE"/>
-        </w:rPr>
-        <w:t>14</w:t>
-      </w:r>
-      <w:r>
-        <w:rPr>
-          <w:lang w:val="ar_AE" w:bidi="ar_AE"/>
-        </w:rPr>
-        <w:t xml:space="preserve"> فَقُلْتُمْ: «لِمَاذَا؟» مِنْ أَجْلِ أَنَّ ٱلرَّبَّ هُوَ ٱلشَّاهِدُ بَيْنَكَ وَبَيْنَ ٱمْرَأَةِ شَبَابِكَ ٱلَّتِي أَنْتَ غَدَرْتَ بِهَا، وَهِيَ قَرِينَتُكَ وَٱمْرَأَةُ عَهْدِكَ.</w:t>
-      </w:r>
-      <w:r>
-        <w:rPr>
-          <w:lang w:val="ar_AE" w:bidi="ar_AE"/>
-        </w:rPr>
-      </w:r>
-      <w:r>
-        <w:rPr>
-          <w:lang w:val="ar_AE" w:bidi="ar_AE"/>
-        </w:rPr>
-      </w:r>
-    </w:p>
-    <w:p>
-      <w:pPr>
-        <w:bidi/>
-      </w:pPr>
-      <w:r>
-        <w:rPr>
-          <w:lang w:val="ar_AE" w:bidi="ar_AE"/>
-        </w:rPr>
-      </w:r>
-    </w:p>
-    <w:p>
-      <w:pPr>
-        <w:bidi/>
-      </w:pPr>
-      <w:r>
-        <w:rPr>
-          <w:lang w:val="ar_AE" w:bidi="ar_AE"/>
-        </w:rPr>
-      </w:r>
-      <w:r>
-        <w:rPr>
-          <w:vertAlign w:val="superscript"/>
-          <w:lang w:val="ar_AE" w:bidi="ar_AE"/>
-        </w:rPr>
-        <w:t>15</w:t>
-      </w:r>
-      <w:r>
-        <w:rPr>
-          <w:lang w:val="ar_AE" w:bidi="ar_AE"/>
-        </w:rPr>
-        <w:t xml:space="preserve"> أَفَلَمْ يَفْعَلْ وَاحِدٌ وَلَهُ بَقِيَّةُ ٱلرُّوحِ؟ وَلِمَاذَا ٱلْوَاحِدُ؟ طَالِبًا زَرْعَ ٱللهِ. فَٱحْذَرُوا لِرُوحِكُمْ وَلَا يَغْدُرْ أَحَدٌ بِٱمْرَأَةِ شَبَابِهِ.</w:t>
-      </w:r>
-      <w:r>
-        <w:rPr>
-          <w:lang w:val="ar_AE" w:bidi="ar_AE"/>
-        </w:rPr>
-      </w:r>
-      <w:r>
-        <w:rPr>
-          <w:lang w:val="ar_AE" w:bidi="ar_AE"/>
-        </w:rPr>
-      </w:r>
-    </w:p>
-    <w:p>
-      <w:pPr>
-        <w:bidi/>
-      </w:pPr>
-      <w:r>
-        <w:rPr>
-          <w:lang w:val="ar_AE" w:bidi="ar_AE"/>
-        </w:rPr>
-      </w:r>
-    </w:p>
-    <w:p>
-      <w:pPr>
-        <w:bidi/>
-      </w:pPr>
-      <w:r>
-        <w:rPr>
-          <w:lang w:val="ar_AE" w:bidi="ar_AE"/>
-        </w:rPr>
-      </w:r>
-      <w:r>
-        <w:rPr>
-          <w:vertAlign w:val="superscript"/>
-          <w:lang w:val="ar_AE" w:bidi="ar_AE"/>
-        </w:rPr>
-        <w:t>16</w:t>
-      </w:r>
-      <w:r>
-        <w:rPr>
-          <w:lang w:val="ar_AE" w:bidi="ar_AE"/>
-        </w:rPr>
-        <w:t xml:space="preserve"> «لِأَنَّهُ يَكْرَهُ ٱلطَّلَاقَ، قَالَ ٱلرَّبُّ إِلَهُ إِسْرَائِيلَ، وَأَنْ يُغَطِّيَ أَحَدٌ ٱلظُّلْمَ بِثَوْبِهِ، قَالَ رَبُّ ٱلْجُنُودِ. فَٱحْذَرُوا لِرُوحِكُمْ لِئَلَّا تَغْدُرُوا».</w:t>
-      </w:r>
-      <w:r>
-        <w:rPr>
-          <w:lang w:val="ar_AE" w:bidi="ar_AE"/>
-        </w:rPr>
-      </w:r>
-      <w:r>
-        <w:rPr>
-          <w:lang w:val="ar_AE" w:bidi="ar_AE"/>
-        </w:rPr>
-      </w:r>
-    </w:p>
-    <w:p>
-      <w:pPr>
-        <w:bidi/>
-      </w:pPr>
-      <w:r>
-        <w:rPr>
-          <w:lang w:val="ar_AE" w:bidi="ar_AE"/>
-        </w:rPr>
-      </w:r>
-    </w:p>
-    <w:p>
-      <w:pPr>
-        <w:bidi/>
-      </w:pPr>
-      <w:r>
-        <w:rPr>
-          <w:lang w:val="ar_AE" w:bidi="ar_AE"/>
-        </w:rPr>
-      </w:r>
-      <w:r>
-        <w:rPr>
-          <w:vertAlign w:val="superscript"/>
+          <w:rtl/>
+          <w:cs/>
           <w:lang w:val="ar_AE" w:bidi="ar_AE"/>
         </w:rPr>
         <w:t>17</w:t>
       </w:r>
       <w:r>
         <w:rPr>
+          <w:rtl/>
+          <w:cs/>
           <w:lang w:val="ar_AE" w:bidi="ar_AE"/>
         </w:rPr>
         <w:t xml:space="preserve"> لَقَدْ أَتْعَبْتُمُ ٱلرَّبَّ بِكَلَامِكُمْ. وَقُلْتُمْ: «بِمَ أَتْعَبْنَاهُ؟» بِقَوْلِكُمْ: «كُلُّ مَنْ يَفْعَلُ ٱلشَّرَّ فَهُوَ صَالِحٌ فِي عَيْنَيِ ٱلرَّبِّ، وَهُوَ يُسَرُّ بِهِمْ». أَوْ: «أَيْنَ إِلَهُ ٱلْعَدْلِ؟».</w:t>
-      </w:r>
-      <w:r>
-        <w:rPr>
-          <w:lang w:val="ar_AE" w:bidi="ar_AE"/>
-        </w:rPr>
-      </w:r>
-      <w:r>
-        <w:rPr>
-          <w:lang w:val="ar_AE" w:bidi="ar_AE"/>
-        </w:rPr>
-      </w:r>
-    </w:p>
-    <w:p>
-      <w:pPr>
-        <w:bidi/>
-      </w:pPr>
-      <w:r>
-        <w:rPr>
-          <w:lang w:val="ar_AE" w:bidi="ar_AE"/>
-        </w:rPr>
       </w:r>
     </w:p>
     <w:p>
@@ -1608,12 +1177,16 @@
       </w:pPr>
       <w:r>
         <w:rPr>
+          <w:rtl/>
+          <w:cs/>
           <w:lang w:val="ar_AE" w:bidi="ar_AE"/>
         </w:rPr>
         <w:t>Malachi 3:1</w:t>
       </w:r>
       <w:r>
         <w:rPr>
+          <w:rtl/>
+          <w:cs/>
           <w:lang w:val="ar_AE" w:bidi="ar_AE"/>
         </w:rPr>
       </w:r>
@@ -1624,32 +1197,28 @@
       </w:pPr>
       <w:r>
         <w:rPr>
+          <w:rtl/>
+          <w:cs/>
           <w:lang w:val="ar_AE" w:bidi="ar_AE"/>
         </w:rPr>
       </w:r>
       <w:r>
         <w:rPr>
           <w:vertAlign w:val="superscript"/>
+          <w:rtl/>
+          <w:cs/>
           <w:lang w:val="ar_AE" w:bidi="ar_AE"/>
         </w:rPr>
         <w:t>1</w:t>
       </w:r>
       <w:r>
         <w:rPr>
+          <w:rtl/>
+          <w:cs/>
           <w:lang w:val="ar_AE" w:bidi="ar_AE"/>
         </w:rPr>
         <w:t xml:space="preserve"> «هَأَنَذَا أُرْسِلُ مَلَاكِي فَيُهَيِّئُ ٱلطَّرِيقَ أَمَامِي. وَيَأْتِي بَغْتَةً إِلَى هَيْكَلِهِ ٱلسَّيِّدُ ٱلَّذِي تَطْلُبُونَهُ، وَمَلَاكُ ٱلْعَهْدِ ٱلَّذِي تُسَرُّونَ بِهِ. هُوَذَا يَأْتِي، قَالَ رَبُّ ٱلْجُنُودِ»</w:t>
       </w:r>
-      <w:r>
-        <w:rPr>
-          <w:lang w:val="ar_AE" w:bidi="ar_AE"/>
-        </w:rPr>
-      </w:r>
-      <w:r>
-        <w:rPr>
-          <w:lang w:val="ar_AE" w:bidi="ar_AE"/>
-        </w:rPr>
-      </w:r>
     </w:p>
     <w:p>
       <w:pPr>
@@ -1657,8 +1226,27 @@
       </w:pPr>
       <w:r>
         <w:rPr>
-          <w:lang w:val="ar_AE" w:bidi="ar_AE"/>
-        </w:rPr>
+          <w:rtl/>
+          <w:cs/>
+          <w:lang w:val="ar_AE" w:bidi="ar_AE"/>
+        </w:rPr>
+      </w:r>
+      <w:r>
+        <w:rPr>
+          <w:vertAlign w:val="superscript"/>
+          <w:rtl/>
+          <w:cs/>
+          <w:lang w:val="ar_AE" w:bidi="ar_AE"/>
+        </w:rPr>
+        <w:t>2</w:t>
+      </w:r>
+      <w:r>
+        <w:rPr>
+          <w:rtl/>
+          <w:cs/>
+          <w:lang w:val="ar_AE" w:bidi="ar_AE"/>
+        </w:rPr>
+        <w:t xml:space="preserve"> وَمَنْ يَحْتَمِلُ يَوْمَ مَجِيئِهِ؟ وَمَنْ يَثْبُتُ عِنْدَ ظُهُورِهِ؟ لِأَنَّهُ مِثْلُ نَارِ ٱلْمُمَحِّصِ، وَمِثْلُ أَشْنَانِ ٱلْقَصَّارِ.</w:t>
       </w:r>
     </w:p>
     <w:p>
@@ -1667,31 +1255,27 @@
       </w:pPr>
       <w:r>
         <w:rPr>
+          <w:rtl/>
+          <w:cs/>
           <w:lang w:val="ar_AE" w:bidi="ar_AE"/>
         </w:rPr>
       </w:r>
       <w:r>
         <w:rPr>
           <w:vertAlign w:val="superscript"/>
-          <w:lang w:val="ar_AE" w:bidi="ar_AE"/>
-        </w:rPr>
-        <w:t>2</w:t>
-      </w:r>
-      <w:r>
-        <w:rPr>
-          <w:lang w:val="ar_AE" w:bidi="ar_AE"/>
-        </w:rPr>
-        <w:t xml:space="preserve"> وَمَنْ يَحْتَمِلُ يَوْمَ مَجِيئِهِ؟ وَمَنْ يَثْبُتُ عِنْدَ ظُهُورِهِ؟ لِأَنَّهُ مِثْلُ نَارِ ٱلْمُمَحِّصِ، وَمِثْلُ أَشْنَانِ ٱلْقَصَّارِ.</w:t>
-      </w:r>
-      <w:r>
-        <w:rPr>
-          <w:lang w:val="ar_AE" w:bidi="ar_AE"/>
-        </w:rPr>
-      </w:r>
-      <w:r>
-        <w:rPr>
-          <w:lang w:val="ar_AE" w:bidi="ar_AE"/>
-        </w:rPr>
+          <w:rtl/>
+          <w:cs/>
+          <w:lang w:val="ar_AE" w:bidi="ar_AE"/>
+        </w:rPr>
+        <w:t>3</w:t>
+      </w:r>
+      <w:r>
+        <w:rPr>
+          <w:rtl/>
+          <w:cs/>
+          <w:lang w:val="ar_AE" w:bidi="ar_AE"/>
+        </w:rPr>
+        <w:t xml:space="preserve"> فَيَجْلِسُ مُمَحِّصًا وَمُنَقِّيًا لِلْفِضَّةِ. فَيُنَقِّي بَنِي لَاوِي وَيُصَفِّيهِمْ كَٱلذَّهَبِ وَٱلْفِضَّةِ، لِيَكُونُوا مُقَرَّبِينَ لِلرَّبِّ، تَقْدِمَةً بِٱلْبِرِّ.</w:t>
       </w:r>
     </w:p>
     <w:p>
@@ -1700,8 +1284,27 @@
       </w:pPr>
       <w:r>
         <w:rPr>
-          <w:lang w:val="ar_AE" w:bidi="ar_AE"/>
-        </w:rPr>
+          <w:rtl/>
+          <w:cs/>
+          <w:lang w:val="ar_AE" w:bidi="ar_AE"/>
+        </w:rPr>
+      </w:r>
+      <w:r>
+        <w:rPr>
+          <w:vertAlign w:val="superscript"/>
+          <w:rtl/>
+          <w:cs/>
+          <w:lang w:val="ar_AE" w:bidi="ar_AE"/>
+        </w:rPr>
+        <w:t>4</w:t>
+      </w:r>
+      <w:r>
+        <w:rPr>
+          <w:rtl/>
+          <w:cs/>
+          <w:lang w:val="ar_AE" w:bidi="ar_AE"/>
+        </w:rPr>
+        <w:t xml:space="preserve"> فَتَكُونُ تَقْدِمَةُ يَهُوذَا وَأُورُشَلِيمَ مَرْضِيَّةً لِلرَّبِّ كَمَا فِي أَيَّامِ ٱلْقِدَمِ وَكَمَا فِي ٱلسِّنِينَ ٱلْقَدِيمَةِ.</w:t>
       </w:r>
     </w:p>
     <w:p>
@@ -1710,31 +1313,27 @@
       </w:pPr>
       <w:r>
         <w:rPr>
+          <w:rtl/>
+          <w:cs/>
           <w:lang w:val="ar_AE" w:bidi="ar_AE"/>
         </w:rPr>
       </w:r>
       <w:r>
         <w:rPr>
           <w:vertAlign w:val="superscript"/>
-          <w:lang w:val="ar_AE" w:bidi="ar_AE"/>
-        </w:rPr>
-        <w:t>3</w:t>
-      </w:r>
-      <w:r>
-        <w:rPr>
-          <w:lang w:val="ar_AE" w:bidi="ar_AE"/>
-        </w:rPr>
-        <w:t xml:space="preserve"> فَيَجْلِسُ مُمَحِّصًا وَمُنَقِّيًا لِلْفِضَّةِ. فَيُنَقِّي بَنِي لَاوِي وَيُصَفِّيهِمْ كَٱلذَّهَبِ وَٱلْفِضَّةِ، لِيَكُونُوا مُقَرَّبِينَ لِلرَّبِّ، تَقْدِمَةً بِٱلْبِرِّ.</w:t>
-      </w:r>
-      <w:r>
-        <w:rPr>
-          <w:lang w:val="ar_AE" w:bidi="ar_AE"/>
-        </w:rPr>
-      </w:r>
-      <w:r>
-        <w:rPr>
-          <w:lang w:val="ar_AE" w:bidi="ar_AE"/>
-        </w:rPr>
+          <w:rtl/>
+          <w:cs/>
+          <w:lang w:val="ar_AE" w:bidi="ar_AE"/>
+        </w:rPr>
+        <w:t>5</w:t>
+      </w:r>
+      <w:r>
+        <w:rPr>
+          <w:rtl/>
+          <w:cs/>
+          <w:lang w:val="ar_AE" w:bidi="ar_AE"/>
+        </w:rPr>
+        <w:t xml:space="preserve"> «وَأَقْتَرِبُ إِلَيْكُمْ لِلْحُكْمِ، وَأَكُونُ شَاهِدًا سَرِيعًا عَلَى ٱلسَّحَرَةِ وَعَلَى ٱلْفَاسِقِينَ وَعَلَى ٱلْحَالِفِينَ زُورًا وَعَلَى ٱلسَّالِبِينَ أُجْرَةَ ٱلْأَجِيرِ: ٱلْأَرْمَلَةِ وَٱلْيَتِيمِ، وَمَنْ يَصُدُّ ٱلْغَرِيبَ وَلَا يَخْشَانِي، قَالَ رَبُّ ٱلْجُنُودِ.</w:t>
       </w:r>
     </w:p>
     <w:p>
@@ -1743,8 +1342,27 @@
       </w:pPr>
       <w:r>
         <w:rPr>
-          <w:lang w:val="ar_AE" w:bidi="ar_AE"/>
-        </w:rPr>
+          <w:rtl/>
+          <w:cs/>
+          <w:lang w:val="ar_AE" w:bidi="ar_AE"/>
+        </w:rPr>
+      </w:r>
+      <w:r>
+        <w:rPr>
+          <w:vertAlign w:val="superscript"/>
+          <w:rtl/>
+          <w:cs/>
+          <w:lang w:val="ar_AE" w:bidi="ar_AE"/>
+        </w:rPr>
+        <w:t>6</w:t>
+      </w:r>
+      <w:r>
+        <w:rPr>
+          <w:rtl/>
+          <w:cs/>
+          <w:lang w:val="ar_AE" w:bidi="ar_AE"/>
+        </w:rPr>
+        <w:t xml:space="preserve"> لِأَنِّي أَنَا ٱلرَّبُّ لَا أَتَغَيَّرُ فَأَنْتُمْ يَا بَنِي يَعْقُوبَ لَمْ تَفْنَوْا.</w:t>
       </w:r>
     </w:p>
     <w:p>
@@ -1753,31 +1371,27 @@
       </w:pPr>
       <w:r>
         <w:rPr>
+          <w:rtl/>
+          <w:cs/>
           <w:lang w:val="ar_AE" w:bidi="ar_AE"/>
         </w:rPr>
       </w:r>
       <w:r>
         <w:rPr>
           <w:vertAlign w:val="superscript"/>
-          <w:lang w:val="ar_AE" w:bidi="ar_AE"/>
-        </w:rPr>
-        <w:t>4</w:t>
-      </w:r>
-      <w:r>
-        <w:rPr>
-          <w:lang w:val="ar_AE" w:bidi="ar_AE"/>
-        </w:rPr>
-        <w:t xml:space="preserve"> فَتَكُونُ تَقْدِمَةُ يَهُوذَا وَأُورُشَلِيمَ مَرْضِيَّةً لِلرَّبِّ كَمَا فِي أَيَّامِ ٱلْقِدَمِ وَكَمَا فِي ٱلسِّنِينَ ٱلْقَدِيمَةِ.</w:t>
-      </w:r>
-      <w:r>
-        <w:rPr>
-          <w:lang w:val="ar_AE" w:bidi="ar_AE"/>
-        </w:rPr>
-      </w:r>
-      <w:r>
-        <w:rPr>
-          <w:lang w:val="ar_AE" w:bidi="ar_AE"/>
-        </w:rPr>
+          <w:rtl/>
+          <w:cs/>
+          <w:lang w:val="ar_AE" w:bidi="ar_AE"/>
+        </w:rPr>
+        <w:t>7</w:t>
+      </w:r>
+      <w:r>
+        <w:rPr>
+          <w:rtl/>
+          <w:cs/>
+          <w:lang w:val="ar_AE" w:bidi="ar_AE"/>
+        </w:rPr>
+        <w:t xml:space="preserve"> «مِنْ أَيَّامِ آبَائِكُمْ حِدْتُمْ عَنْ فَرَائِضِي وَلَمْ تَحْفَظُوهَا. ٱرْجِعُوا إِلَيَّ أَرْجِعْ إِلَيْكُمْ، قَالَ رَبُّ ٱلْجُنُودِ. فَقُلْتُمْ: بِمَاذَا نَرْجِعُ؟</w:t>
       </w:r>
     </w:p>
     <w:p>
@@ -1786,8 +1400,27 @@
       </w:pPr>
       <w:r>
         <w:rPr>
-          <w:lang w:val="ar_AE" w:bidi="ar_AE"/>
-        </w:rPr>
+          <w:rtl/>
+          <w:cs/>
+          <w:lang w:val="ar_AE" w:bidi="ar_AE"/>
+        </w:rPr>
+      </w:r>
+      <w:r>
+        <w:rPr>
+          <w:vertAlign w:val="superscript"/>
+          <w:rtl/>
+          <w:cs/>
+          <w:lang w:val="ar_AE" w:bidi="ar_AE"/>
+        </w:rPr>
+        <w:t>8</w:t>
+      </w:r>
+      <w:r>
+        <w:rPr>
+          <w:rtl/>
+          <w:cs/>
+          <w:lang w:val="ar_AE" w:bidi="ar_AE"/>
+        </w:rPr>
+        <w:t xml:space="preserve"> أَيَسْلُبُ ٱلْإِنْسَانُ ٱللهَ؟ فَإِنَّكُمْ سَلَبْتُمُونِي. فَقُلْتُمْ: بِمَ سَلَبْنَاكَ؟ فِي ٱلْعُشُورِ وَٱلتَّقْدِمَةِ.</w:t>
       </w:r>
     </w:p>
     <w:p>
@@ -1796,31 +1429,27 @@
       </w:pPr>
       <w:r>
         <w:rPr>
+          <w:rtl/>
+          <w:cs/>
           <w:lang w:val="ar_AE" w:bidi="ar_AE"/>
         </w:rPr>
       </w:r>
       <w:r>
         <w:rPr>
           <w:vertAlign w:val="superscript"/>
-          <w:lang w:val="ar_AE" w:bidi="ar_AE"/>
-        </w:rPr>
-        <w:t>5</w:t>
-      </w:r>
-      <w:r>
-        <w:rPr>
-          <w:lang w:val="ar_AE" w:bidi="ar_AE"/>
-        </w:rPr>
-        <w:t xml:space="preserve"> «وَأَقْتَرِبُ إِلَيْكُمْ لِلْحُكْمِ، وَأَكُونُ شَاهِدًا سَرِيعًا عَلَى ٱلسَّحَرَةِ وَعَلَى ٱلْفَاسِقِينَ وَعَلَى ٱلْحَالِفِينَ زُورًا وَعَلَى ٱلسَّالِبِينَ أُجْرَةَ ٱلْأَجِيرِ: ٱلْأَرْمَلَةِ وَٱلْيَتِيمِ، وَمَنْ يَصُدُّ ٱلْغَرِيبَ وَلَا يَخْشَانِي، قَالَ رَبُّ ٱلْجُنُودِ.</w:t>
-      </w:r>
-      <w:r>
-        <w:rPr>
-          <w:lang w:val="ar_AE" w:bidi="ar_AE"/>
-        </w:rPr>
-      </w:r>
-      <w:r>
-        <w:rPr>
-          <w:lang w:val="ar_AE" w:bidi="ar_AE"/>
-        </w:rPr>
+          <w:rtl/>
+          <w:cs/>
+          <w:lang w:val="ar_AE" w:bidi="ar_AE"/>
+        </w:rPr>
+        <w:t>9</w:t>
+      </w:r>
+      <w:r>
+        <w:rPr>
+          <w:rtl/>
+          <w:cs/>
+          <w:lang w:val="ar_AE" w:bidi="ar_AE"/>
+        </w:rPr>
+        <w:t xml:space="preserve"> قَدْ لُعِنْتُمْ لَعْنًا وَإِيَّايَ أَنْتُمْ سَالِبُونَ، هَذِهِ ٱلْأُمَّةُ كُلُّهَا.</w:t>
       </w:r>
     </w:p>
     <w:p>
@@ -1829,8 +1458,27 @@
       </w:pPr>
       <w:r>
         <w:rPr>
-          <w:lang w:val="ar_AE" w:bidi="ar_AE"/>
-        </w:rPr>
+          <w:rtl/>
+          <w:cs/>
+          <w:lang w:val="ar_AE" w:bidi="ar_AE"/>
+        </w:rPr>
+      </w:r>
+      <w:r>
+        <w:rPr>
+          <w:vertAlign w:val="superscript"/>
+          <w:rtl/>
+          <w:cs/>
+          <w:lang w:val="ar_AE" w:bidi="ar_AE"/>
+        </w:rPr>
+        <w:t>10</w:t>
+      </w:r>
+      <w:r>
+        <w:rPr>
+          <w:rtl/>
+          <w:cs/>
+          <w:lang w:val="ar_AE" w:bidi="ar_AE"/>
+        </w:rPr>
+        <w:t xml:space="preserve"> هَاتُوا جَمِيعَ ٱلْعُشُورِ إِلَى ٱلْخَزْنَةِ لِيَكُونَ فِي بَيْتِي طَعَامٌ، وَجَرِّبُونِي بِهَذَا، قَالَ رَبُّ ٱلْجُنُودِ، إِنْ كُنْتُ لَا أَفْتَحُ لَكُمْ كُوَى ٱلسَّمَاوَاتِ، وَأَفِيضُ عَلَيْكُمْ بَرَكَةً حَتَّى لَا تُوسَعَ.</w:t>
       </w:r>
     </w:p>
     <w:p>
@@ -1839,31 +1487,27 @@
       </w:pPr>
       <w:r>
         <w:rPr>
+          <w:rtl/>
+          <w:cs/>
           <w:lang w:val="ar_AE" w:bidi="ar_AE"/>
         </w:rPr>
       </w:r>
       <w:r>
         <w:rPr>
           <w:vertAlign w:val="superscript"/>
-          <w:lang w:val="ar_AE" w:bidi="ar_AE"/>
-        </w:rPr>
-        <w:t>6</w:t>
-      </w:r>
-      <w:r>
-        <w:rPr>
-          <w:lang w:val="ar_AE" w:bidi="ar_AE"/>
-        </w:rPr>
-        <w:t xml:space="preserve"> لِأَنِّي أَنَا ٱلرَّبُّ لَا أَتَغَيَّرُ فَأَنْتُمْ يَا بَنِي يَعْقُوبَ لَمْ تَفْنَوْا.</w:t>
-      </w:r>
-      <w:r>
-        <w:rPr>
-          <w:lang w:val="ar_AE" w:bidi="ar_AE"/>
-        </w:rPr>
-      </w:r>
-      <w:r>
-        <w:rPr>
-          <w:lang w:val="ar_AE" w:bidi="ar_AE"/>
-        </w:rPr>
+          <w:rtl/>
+          <w:cs/>
+          <w:lang w:val="ar_AE" w:bidi="ar_AE"/>
+        </w:rPr>
+        <w:t>11</w:t>
+      </w:r>
+      <w:r>
+        <w:rPr>
+          <w:rtl/>
+          <w:cs/>
+          <w:lang w:val="ar_AE" w:bidi="ar_AE"/>
+        </w:rPr>
+        <w:t xml:space="preserve"> وَأَنْتَهِرُ مِنْ أَجْلِكُمْ ٱلْآكِلَ فَلَا يُفْسِدُ لَكُمْ ثَمَرَ ٱلْأَرْضِ، وَلَا يُعْقَرُ لَكُمُ ٱلْكَرْمُ فِي ٱلْحَقْلِ، قَالَ رَبُّ ٱلْجُنُودِ.</w:t>
       </w:r>
     </w:p>
     <w:p>
@@ -1872,8 +1516,27 @@
       </w:pPr>
       <w:r>
         <w:rPr>
-          <w:lang w:val="ar_AE" w:bidi="ar_AE"/>
-        </w:rPr>
+          <w:rtl/>
+          <w:cs/>
+          <w:lang w:val="ar_AE" w:bidi="ar_AE"/>
+        </w:rPr>
+      </w:r>
+      <w:r>
+        <w:rPr>
+          <w:vertAlign w:val="superscript"/>
+          <w:rtl/>
+          <w:cs/>
+          <w:lang w:val="ar_AE" w:bidi="ar_AE"/>
+        </w:rPr>
+        <w:t>12</w:t>
+      </w:r>
+      <w:r>
+        <w:rPr>
+          <w:rtl/>
+          <w:cs/>
+          <w:lang w:val="ar_AE" w:bidi="ar_AE"/>
+        </w:rPr>
+        <w:t xml:space="preserve"> وَيُطَوِّبُكُمْ كُلُّ ٱلْأُمَمِ، لِأَنَّكُمْ تَكُونُونَ أَرْضَ مَسَرَّةٍ، قَالَ رَبُّ ٱلْجُنُودِ.</w:t>
       </w:r>
     </w:p>
     <w:p>
@@ -1882,31 +1545,27 @@
       </w:pPr>
       <w:r>
         <w:rPr>
+          <w:rtl/>
+          <w:cs/>
           <w:lang w:val="ar_AE" w:bidi="ar_AE"/>
         </w:rPr>
       </w:r>
       <w:r>
         <w:rPr>
           <w:vertAlign w:val="superscript"/>
-          <w:lang w:val="ar_AE" w:bidi="ar_AE"/>
-        </w:rPr>
-        <w:t>7</w:t>
-      </w:r>
-      <w:r>
-        <w:rPr>
-          <w:lang w:val="ar_AE" w:bidi="ar_AE"/>
-        </w:rPr>
-        <w:t xml:space="preserve"> «مِنْ أَيَّامِ آبَائِكُمْ حِدْتُمْ عَنْ فَرَائِضِي وَلَمْ تَحْفَظُوهَا. ٱرْجِعُوا إِلَيَّ أَرْجِعْ إِلَيْكُمْ، قَالَ رَبُّ ٱلْجُنُودِ. فَقُلْتُمْ: بِمَاذَا نَرْجِعُ؟</w:t>
-      </w:r>
-      <w:r>
-        <w:rPr>
-          <w:lang w:val="ar_AE" w:bidi="ar_AE"/>
-        </w:rPr>
-      </w:r>
-      <w:r>
-        <w:rPr>
-          <w:lang w:val="ar_AE" w:bidi="ar_AE"/>
-        </w:rPr>
+          <w:rtl/>
+          <w:cs/>
+          <w:lang w:val="ar_AE" w:bidi="ar_AE"/>
+        </w:rPr>
+        <w:t>13</w:t>
+      </w:r>
+      <w:r>
+        <w:rPr>
+          <w:rtl/>
+          <w:cs/>
+          <w:lang w:val="ar_AE" w:bidi="ar_AE"/>
+        </w:rPr>
+        <w:t xml:space="preserve"> «أَقْوَالُكُمُ ٱشْتَدَّتْ عَلَيَّ، قَالَ ٱلرَّبُّ. وَقُلْتُمْ: مَاذَا قُلْنَا عَلَيْكَ؟</w:t>
       </w:r>
     </w:p>
     <w:p>
@@ -1915,8 +1574,27 @@
       </w:pPr>
       <w:r>
         <w:rPr>
-          <w:lang w:val="ar_AE" w:bidi="ar_AE"/>
-        </w:rPr>
+          <w:rtl/>
+          <w:cs/>
+          <w:lang w:val="ar_AE" w:bidi="ar_AE"/>
+        </w:rPr>
+      </w:r>
+      <w:r>
+        <w:rPr>
+          <w:vertAlign w:val="superscript"/>
+          <w:rtl/>
+          <w:cs/>
+          <w:lang w:val="ar_AE" w:bidi="ar_AE"/>
+        </w:rPr>
+        <w:t>14</w:t>
+      </w:r>
+      <w:r>
+        <w:rPr>
+          <w:rtl/>
+          <w:cs/>
+          <w:lang w:val="ar_AE" w:bidi="ar_AE"/>
+        </w:rPr>
+        <w:t xml:space="preserve"> قُلْتُمْ: عِبَادَةُ ٱللهِ بَاطِلَةٌ، وَمَا ٱلْمَنْفَعَةُ مِنْ أَنَّنَا حَفِظْنَا شَعَائِرَهُ، وَأَنَّنَا سَلَكْنَا بِٱلْحُزْنِ قُدَّامَ رَبِّ ٱلْجُنُودِ؟</w:t>
       </w:r>
     </w:p>
     <w:p>
@@ -1925,31 +1603,27 @@
       </w:pPr>
       <w:r>
         <w:rPr>
+          <w:rtl/>
+          <w:cs/>
           <w:lang w:val="ar_AE" w:bidi="ar_AE"/>
         </w:rPr>
       </w:r>
       <w:r>
         <w:rPr>
           <w:vertAlign w:val="superscript"/>
-          <w:lang w:val="ar_AE" w:bidi="ar_AE"/>
-        </w:rPr>
-        <w:t>8</w:t>
-      </w:r>
-      <w:r>
-        <w:rPr>
-          <w:lang w:val="ar_AE" w:bidi="ar_AE"/>
-        </w:rPr>
-        <w:t xml:space="preserve"> أَيَسْلُبُ ٱلْإِنْسَانُ ٱللهَ؟ فَإِنَّكُمْ سَلَبْتُمُونِي. فَقُلْتُمْ: بِمَ سَلَبْنَاكَ؟ فِي ٱلْعُشُورِ وَٱلتَّقْدِمَةِ.</w:t>
-      </w:r>
-      <w:r>
-        <w:rPr>
-          <w:lang w:val="ar_AE" w:bidi="ar_AE"/>
-        </w:rPr>
-      </w:r>
-      <w:r>
-        <w:rPr>
-          <w:lang w:val="ar_AE" w:bidi="ar_AE"/>
-        </w:rPr>
+          <w:rtl/>
+          <w:cs/>
+          <w:lang w:val="ar_AE" w:bidi="ar_AE"/>
+        </w:rPr>
+        <w:t>15</w:t>
+      </w:r>
+      <w:r>
+        <w:rPr>
+          <w:rtl/>
+          <w:cs/>
+          <w:lang w:val="ar_AE" w:bidi="ar_AE"/>
+        </w:rPr>
+        <w:t xml:space="preserve"> وَٱلْآنَ نَحْنُ مُطَوِّبُونَ ٱلْمُسْتَكْبِرِينَ وَأَيْضًا فَاعِلُو ٱلشَّرِّ يُبْنَوْنَ. بَلْ جَرَّبُوا ٱللهَ وَنَجَوْا».</w:t>
       </w:r>
     </w:p>
     <w:p>
@@ -1958,8 +1632,27 @@
       </w:pPr>
       <w:r>
         <w:rPr>
-          <w:lang w:val="ar_AE" w:bidi="ar_AE"/>
-        </w:rPr>
+          <w:rtl/>
+          <w:cs/>
+          <w:lang w:val="ar_AE" w:bidi="ar_AE"/>
+        </w:rPr>
+      </w:r>
+      <w:r>
+        <w:rPr>
+          <w:vertAlign w:val="superscript"/>
+          <w:rtl/>
+          <w:cs/>
+          <w:lang w:val="ar_AE" w:bidi="ar_AE"/>
+        </w:rPr>
+        <w:t>16</w:t>
+      </w:r>
+      <w:r>
+        <w:rPr>
+          <w:rtl/>
+          <w:cs/>
+          <w:lang w:val="ar_AE" w:bidi="ar_AE"/>
+        </w:rPr>
+        <w:t xml:space="preserve"> حِينَئِذٍ كَلَّمَ مُتَّقُو ٱلرَّبِّ كُلُّ وَاحِدٍ قَرِيبَهُ، وَٱلرَّبُّ أَصْغَى وَسَمِعَ، وَكُتِبَ أَمَامَهُ سِفْرُ تَذْكَرَةٍ لِلَّذِينَ ٱتَّقُوا ٱلرَّبَّ وَلِلْمُفَكِّرِينَ فِي ٱسْمِهِ.</w:t>
       </w:r>
     </w:p>
     <w:p>
@@ -1968,31 +1661,27 @@
       </w:pPr>
       <w:r>
         <w:rPr>
+          <w:rtl/>
+          <w:cs/>
           <w:lang w:val="ar_AE" w:bidi="ar_AE"/>
         </w:rPr>
       </w:r>
       <w:r>
         <w:rPr>
           <w:vertAlign w:val="superscript"/>
-          <w:lang w:val="ar_AE" w:bidi="ar_AE"/>
-        </w:rPr>
-        <w:t>9</w:t>
-      </w:r>
-      <w:r>
-        <w:rPr>
-          <w:lang w:val="ar_AE" w:bidi="ar_AE"/>
-        </w:rPr>
-        <w:t xml:space="preserve"> قَدْ لُعِنْتُمْ لَعْنًا وَإِيَّايَ أَنْتُمْ سَالِبُونَ، هَذِهِ ٱلْأُمَّةُ كُلُّهَا.</w:t>
-      </w:r>
-      <w:r>
-        <w:rPr>
-          <w:lang w:val="ar_AE" w:bidi="ar_AE"/>
-        </w:rPr>
-      </w:r>
-      <w:r>
-        <w:rPr>
-          <w:lang w:val="ar_AE" w:bidi="ar_AE"/>
-        </w:rPr>
+          <w:rtl/>
+          <w:cs/>
+          <w:lang w:val="ar_AE" w:bidi="ar_AE"/>
+        </w:rPr>
+        <w:t>17</w:t>
+      </w:r>
+      <w:r>
+        <w:rPr>
+          <w:rtl/>
+          <w:cs/>
+          <w:lang w:val="ar_AE" w:bidi="ar_AE"/>
+        </w:rPr>
+        <w:t xml:space="preserve"> «وَيَكُونُونَ لِي، قَالَ رَبُّ ٱلْجُنُودِ، فِي ٱلْيَوْمِ ٱلَّذِي أَنَا صَانِعٌ خَاصَّةً، وَأُشْفِقُ عَلَيْهِمْ كَمَا يُشْفِقُ ٱلْإِنْسَانُ عَلَى ٱبْنِهِ ٱلَّذِي يَخْدِمُهُ.</w:t>
       </w:r>
     </w:p>
     <w:p>
@@ -2001,395 +1690,27 @@
       </w:pPr>
       <w:r>
         <w:rPr>
-          <w:lang w:val="ar_AE" w:bidi="ar_AE"/>
-        </w:rPr>
-      </w:r>
-    </w:p>
-    <w:p>
-      <w:pPr>
-        <w:bidi/>
-      </w:pPr>
-      <w:r>
-        <w:rPr>
+          <w:rtl/>
+          <w:cs/>
           <w:lang w:val="ar_AE" w:bidi="ar_AE"/>
         </w:rPr>
       </w:r>
       <w:r>
         <w:rPr>
           <w:vertAlign w:val="superscript"/>
-          <w:lang w:val="ar_AE" w:bidi="ar_AE"/>
-        </w:rPr>
-        <w:t>10</w:t>
-      </w:r>
-      <w:r>
-        <w:rPr>
-          <w:lang w:val="ar_AE" w:bidi="ar_AE"/>
-        </w:rPr>
-        <w:t xml:space="preserve"> هَاتُوا جَمِيعَ ٱلْعُشُورِ إِلَى ٱلْخَزْنَةِ لِيَكُونَ فِي بَيْتِي طَعَامٌ، وَجَرِّبُونِي بِهَذَا، قَالَ رَبُّ ٱلْجُنُودِ، إِنْ كُنْتُ لَا أَفْتَحُ لَكُمْ كُوَى ٱلسَّمَاوَاتِ، وَأَفِيضُ عَلَيْكُمْ بَرَكَةً حَتَّى لَا تُوسَعَ.</w:t>
-      </w:r>
-      <w:r>
-        <w:rPr>
-          <w:lang w:val="ar_AE" w:bidi="ar_AE"/>
-        </w:rPr>
-      </w:r>
-      <w:r>
-        <w:rPr>
-          <w:lang w:val="ar_AE" w:bidi="ar_AE"/>
-        </w:rPr>
-      </w:r>
-    </w:p>
-    <w:p>
-      <w:pPr>
-        <w:bidi/>
-      </w:pPr>
-      <w:r>
-        <w:rPr>
-          <w:lang w:val="ar_AE" w:bidi="ar_AE"/>
-        </w:rPr>
-      </w:r>
-    </w:p>
-    <w:p>
-      <w:pPr>
-        <w:bidi/>
-      </w:pPr>
-      <w:r>
-        <w:rPr>
-          <w:lang w:val="ar_AE" w:bidi="ar_AE"/>
-        </w:rPr>
-      </w:r>
-      <w:r>
-        <w:rPr>
-          <w:vertAlign w:val="superscript"/>
-          <w:lang w:val="ar_AE" w:bidi="ar_AE"/>
-        </w:rPr>
-        <w:t>11</w:t>
-      </w:r>
-      <w:r>
-        <w:rPr>
-          <w:lang w:val="ar_AE" w:bidi="ar_AE"/>
-        </w:rPr>
-        <w:t xml:space="preserve"> وَأَنْتَهِرُ مِنْ أَجْلِكُمْ ٱلْآكِلَ فَلَا يُفْسِدُ لَكُمْ ثَمَرَ ٱلْأَرْضِ، وَلَا يُعْقَرُ لَكُمُ ٱلْكَرْمُ فِي ٱلْحَقْلِ، قَالَ رَبُّ ٱلْجُنُودِ.</w:t>
-      </w:r>
-      <w:r>
-        <w:rPr>
-          <w:lang w:val="ar_AE" w:bidi="ar_AE"/>
-        </w:rPr>
-      </w:r>
-      <w:r>
-        <w:rPr>
-          <w:lang w:val="ar_AE" w:bidi="ar_AE"/>
-        </w:rPr>
-      </w:r>
-    </w:p>
-    <w:p>
-      <w:pPr>
-        <w:bidi/>
-      </w:pPr>
-      <w:r>
-        <w:rPr>
-          <w:lang w:val="ar_AE" w:bidi="ar_AE"/>
-        </w:rPr>
-      </w:r>
-    </w:p>
-    <w:p>
-      <w:pPr>
-        <w:bidi/>
-      </w:pPr>
-      <w:r>
-        <w:rPr>
-          <w:lang w:val="ar_AE" w:bidi="ar_AE"/>
-        </w:rPr>
-      </w:r>
-      <w:r>
-        <w:rPr>
-          <w:vertAlign w:val="superscript"/>
-          <w:lang w:val="ar_AE" w:bidi="ar_AE"/>
-        </w:rPr>
-        <w:t>12</w:t>
-      </w:r>
-      <w:r>
-        <w:rPr>
-          <w:lang w:val="ar_AE" w:bidi="ar_AE"/>
-        </w:rPr>
-        <w:t xml:space="preserve"> وَيُطَوِّبُكُمْ كُلُّ ٱلْأُمَمِ، لِأَنَّكُمْ تَكُونُونَ أَرْضَ مَسَرَّةٍ، قَالَ رَبُّ ٱلْجُنُودِ.</w:t>
-      </w:r>
-      <w:r>
-        <w:rPr>
-          <w:lang w:val="ar_AE" w:bidi="ar_AE"/>
-        </w:rPr>
-      </w:r>
-      <w:r>
-        <w:rPr>
-          <w:lang w:val="ar_AE" w:bidi="ar_AE"/>
-        </w:rPr>
-      </w:r>
-    </w:p>
-    <w:p>
-      <w:pPr>
-        <w:bidi/>
-      </w:pPr>
-      <w:r>
-        <w:rPr>
-          <w:lang w:val="ar_AE" w:bidi="ar_AE"/>
-        </w:rPr>
-      </w:r>
-    </w:p>
-    <w:p>
-      <w:pPr>
-        <w:bidi/>
-      </w:pPr>
-      <w:r>
-        <w:rPr>
-          <w:lang w:val="ar_AE" w:bidi="ar_AE"/>
-        </w:rPr>
-      </w:r>
-      <w:r>
-        <w:rPr>
-          <w:vertAlign w:val="superscript"/>
-          <w:lang w:val="ar_AE" w:bidi="ar_AE"/>
-        </w:rPr>
-        <w:t>13</w:t>
-      </w:r>
-      <w:r>
-        <w:rPr>
-          <w:lang w:val="ar_AE" w:bidi="ar_AE"/>
-        </w:rPr>
-        <w:t xml:space="preserve"> «أَقْوَالُكُمُ ٱشْتَدَّتْ عَلَيَّ، قَالَ ٱلرَّبُّ. وَقُلْتُمْ: مَاذَا قُلْنَا عَلَيْكَ؟</w:t>
-      </w:r>
-      <w:r>
-        <w:rPr>
-          <w:lang w:val="ar_AE" w:bidi="ar_AE"/>
-        </w:rPr>
-      </w:r>
-      <w:r>
-        <w:rPr>
-          <w:lang w:val="ar_AE" w:bidi="ar_AE"/>
-        </w:rPr>
-      </w:r>
-    </w:p>
-    <w:p>
-      <w:pPr>
-        <w:bidi/>
-      </w:pPr>
-      <w:r>
-        <w:rPr>
-          <w:lang w:val="ar_AE" w:bidi="ar_AE"/>
-        </w:rPr>
-      </w:r>
-    </w:p>
-    <w:p>
-      <w:pPr>
-        <w:bidi/>
-      </w:pPr>
-      <w:r>
-        <w:rPr>
-          <w:lang w:val="ar_AE" w:bidi="ar_AE"/>
-        </w:rPr>
-      </w:r>
-      <w:r>
-        <w:rPr>
-          <w:vertAlign w:val="superscript"/>
-          <w:lang w:val="ar_AE" w:bidi="ar_AE"/>
-        </w:rPr>
-        <w:t>14</w:t>
-      </w:r>
-      <w:r>
-        <w:rPr>
-          <w:lang w:val="ar_AE" w:bidi="ar_AE"/>
-        </w:rPr>
-        <w:t xml:space="preserve"> قُلْتُمْ: عِبَادَةُ ٱللهِ بَاطِلَةٌ، وَمَا ٱلْمَنْفَعَةُ مِنْ أَنَّنَا حَفِظْنَا شَعَائِرَهُ، وَأَنَّنَا سَلَكْنَا بِٱلْحُزْنِ قُدَّامَ رَبِّ ٱلْجُنُودِ؟</w:t>
-      </w:r>
-      <w:r>
-        <w:rPr>
-          <w:lang w:val="ar_AE" w:bidi="ar_AE"/>
-        </w:rPr>
-      </w:r>
-      <w:r>
-        <w:rPr>
-          <w:lang w:val="ar_AE" w:bidi="ar_AE"/>
-        </w:rPr>
-      </w:r>
-    </w:p>
-    <w:p>
-      <w:pPr>
-        <w:bidi/>
-      </w:pPr>
-      <w:r>
-        <w:rPr>
-          <w:lang w:val="ar_AE" w:bidi="ar_AE"/>
-        </w:rPr>
-      </w:r>
-    </w:p>
-    <w:p>
-      <w:pPr>
-        <w:bidi/>
-      </w:pPr>
-      <w:r>
-        <w:rPr>
-          <w:lang w:val="ar_AE" w:bidi="ar_AE"/>
-        </w:rPr>
-      </w:r>
-      <w:r>
-        <w:rPr>
-          <w:vertAlign w:val="superscript"/>
-          <w:lang w:val="ar_AE" w:bidi="ar_AE"/>
-        </w:rPr>
-        <w:t>15</w:t>
-      </w:r>
-      <w:r>
-        <w:rPr>
-          <w:lang w:val="ar_AE" w:bidi="ar_AE"/>
-        </w:rPr>
-        <w:t xml:space="preserve"> وَٱلْآنَ نَحْنُ مُطَوِّبُونَ ٱلْمُسْتَكْبِرِينَ وَأَيْضًا فَاعِلُو ٱلشَّرِّ يُبْنَوْنَ. بَلْ جَرَّبُوا ٱللهَ وَنَجَوْا».</w:t>
-      </w:r>
-      <w:r>
-        <w:rPr>
-          <w:lang w:val="ar_AE" w:bidi="ar_AE"/>
-        </w:rPr>
-      </w:r>
-      <w:r>
-        <w:rPr>
-          <w:lang w:val="ar_AE" w:bidi="ar_AE"/>
-        </w:rPr>
-      </w:r>
-    </w:p>
-    <w:p>
-      <w:pPr>
-        <w:bidi/>
-      </w:pPr>
-      <w:r>
-        <w:rPr>
-          <w:lang w:val="ar_AE" w:bidi="ar_AE"/>
-        </w:rPr>
-      </w:r>
-    </w:p>
-    <w:p>
-      <w:pPr>
-        <w:bidi/>
-      </w:pPr>
-      <w:r>
-        <w:rPr>
-          <w:lang w:val="ar_AE" w:bidi="ar_AE"/>
-        </w:rPr>
-      </w:r>
-      <w:r>
-        <w:rPr>
-          <w:vertAlign w:val="superscript"/>
-          <w:lang w:val="ar_AE" w:bidi="ar_AE"/>
-        </w:rPr>
-        <w:t>16</w:t>
-      </w:r>
-      <w:r>
-        <w:rPr>
-          <w:lang w:val="ar_AE" w:bidi="ar_AE"/>
-        </w:rPr>
-        <w:t xml:space="preserve"> حِينَئِذٍ كَلَّمَ مُتَّقُو ٱلرَّبِّ كُلُّ وَاحِدٍ قَرِيبَهُ، وَٱلرَّبُّ أَصْغَى وَسَمِعَ، وَكُتِبَ أَمَامَهُ سِفْرُ تَذْكَرَةٍ لِلَّذِينَ ٱتَّقُوا ٱلرَّبَّ وَلِلْمُفَكِّرِينَ فِي ٱسْمِهِ.</w:t>
-      </w:r>
-      <w:r>
-        <w:rPr>
-          <w:lang w:val="ar_AE" w:bidi="ar_AE"/>
-        </w:rPr>
-      </w:r>
-      <w:r>
-        <w:rPr>
-          <w:lang w:val="ar_AE" w:bidi="ar_AE"/>
-        </w:rPr>
-      </w:r>
-    </w:p>
-    <w:p>
-      <w:pPr>
-        <w:bidi/>
-      </w:pPr>
-      <w:r>
-        <w:rPr>
-          <w:lang w:val="ar_AE" w:bidi="ar_AE"/>
-        </w:rPr>
-      </w:r>
-    </w:p>
-    <w:p>
-      <w:pPr>
-        <w:bidi/>
-      </w:pPr>
-      <w:r>
-        <w:rPr>
-          <w:lang w:val="ar_AE" w:bidi="ar_AE"/>
-        </w:rPr>
-      </w:r>
-      <w:r>
-        <w:rPr>
-          <w:vertAlign w:val="superscript"/>
-          <w:lang w:val="ar_AE" w:bidi="ar_AE"/>
-        </w:rPr>
-        <w:t>17</w:t>
-      </w:r>
-      <w:r>
-        <w:rPr>
-          <w:lang w:val="ar_AE" w:bidi="ar_AE"/>
-        </w:rPr>
-        <w:t xml:space="preserve"> «وَيَكُونُونَ لِي، قَالَ رَبُّ ٱلْجُنُودِ، فِي ٱلْيَوْمِ ٱلَّذِي أَنَا صَانِعٌ خَاصَّةً، وَأُشْفِقُ عَلَيْهِمْ كَمَا يُشْفِقُ ٱلْإِنْسَانُ عَلَى ٱبْنِهِ ٱلَّذِي يَخْدِمُهُ.</w:t>
-      </w:r>
-      <w:r>
-        <w:rPr>
-          <w:lang w:val="ar_AE" w:bidi="ar_AE"/>
-        </w:rPr>
-      </w:r>
-      <w:r>
-        <w:rPr>
-          <w:lang w:val="ar_AE" w:bidi="ar_AE"/>
-        </w:rPr>
-      </w:r>
-    </w:p>
-    <w:p>
-      <w:pPr>
-        <w:bidi/>
-      </w:pPr>
-      <w:r>
-        <w:rPr>
-          <w:lang w:val="ar_AE" w:bidi="ar_AE"/>
-        </w:rPr>
-      </w:r>
-    </w:p>
-    <w:p>
-      <w:pPr>
-        <w:bidi/>
-      </w:pPr>
-      <w:r>
-        <w:rPr>
-          <w:lang w:val="ar_AE" w:bidi="ar_AE"/>
-        </w:rPr>
-      </w:r>
-      <w:r>
-        <w:rPr>
-          <w:vertAlign w:val="superscript"/>
+          <w:rtl/>
+          <w:cs/>
           <w:lang w:val="ar_AE" w:bidi="ar_AE"/>
         </w:rPr>
         <w:t>18</w:t>
       </w:r>
       <w:r>
         <w:rPr>
+          <w:rtl/>
+          <w:cs/>
           <w:lang w:val="ar_AE" w:bidi="ar_AE"/>
         </w:rPr>
         <w:t xml:space="preserve"> فَتَعُودُونَ وَتُمَيِّزُونَ بَيْنَ ٱلصِّدِّيقِ وَٱلشِّرِّيرِ، بَيْنَ مَنْ يَعْبُدُ ٱللهَ وَمَنْ لَا يَعْبُدُهُ.</w:t>
-      </w:r>
-      <w:r>
-        <w:rPr>
-          <w:lang w:val="ar_AE" w:bidi="ar_AE"/>
-        </w:rPr>
-      </w:r>
-      <w:r>
-        <w:rPr>
-          <w:lang w:val="ar_AE" w:bidi="ar_AE"/>
-        </w:rPr>
-      </w:r>
-    </w:p>
-    <w:p>
-      <w:pPr>
-        <w:bidi/>
-      </w:pPr>
-      <w:r>
-        <w:rPr>
-          <w:lang w:val="ar_AE" w:bidi="ar_AE"/>
-        </w:rPr>
       </w:r>
     </w:p>
     <w:p>
@@ -2399,12 +1720,16 @@
       </w:pPr>
       <w:r>
         <w:rPr>
+          <w:rtl/>
+          <w:cs/>
           <w:lang w:val="ar_AE" w:bidi="ar_AE"/>
         </w:rPr>
         <w:t>Malachi 4:1</w:t>
       </w:r>
       <w:r>
         <w:rPr>
+          <w:rtl/>
+          <w:cs/>
           <w:lang w:val="ar_AE" w:bidi="ar_AE"/>
         </w:rPr>
       </w:r>
@@ -2415,32 +1740,28 @@
       </w:pPr>
       <w:r>
         <w:rPr>
+          <w:rtl/>
+          <w:cs/>
           <w:lang w:val="ar_AE" w:bidi="ar_AE"/>
         </w:rPr>
       </w:r>
       <w:r>
         <w:rPr>
           <w:vertAlign w:val="superscript"/>
+          <w:rtl/>
+          <w:cs/>
           <w:lang w:val="ar_AE" w:bidi="ar_AE"/>
         </w:rPr>
         <w:t>1</w:t>
       </w:r>
       <w:r>
         <w:rPr>
+          <w:rtl/>
+          <w:cs/>
           <w:lang w:val="ar_AE" w:bidi="ar_AE"/>
         </w:rPr>
         <w:t xml:space="preserve"> «فَهُوَذَا يَأْتِي ٱلْيَوْمُ ٱلْمُتَّقِدُ كَٱلتَّنُّورِ، وَكُلُّ ٱلْمُسْتَكْبِرِينَ وَكُلُّ فَاعِلِي ٱلشَّرِّ يَكُونُونَ قَشًّا، وَيُحْرِقُهُمُ ٱلْيَوْمُ ٱلْآتِي، قَالَ رَبُّ ٱلْجُنُودِ، فَلَا يُبْقِي لَهُمْ أَصْلًا وَلَا فَرْعًا.</w:t>
       </w:r>
-      <w:r>
-        <w:rPr>
-          <w:lang w:val="ar_AE" w:bidi="ar_AE"/>
-        </w:rPr>
-      </w:r>
-      <w:r>
-        <w:rPr>
-          <w:lang w:val="ar_AE" w:bidi="ar_AE"/>
-        </w:rPr>
-      </w:r>
     </w:p>
     <w:p>
       <w:pPr>
@@ -2448,8 +1769,27 @@
       </w:pPr>
       <w:r>
         <w:rPr>
-          <w:lang w:val="ar_AE" w:bidi="ar_AE"/>
-        </w:rPr>
+          <w:rtl/>
+          <w:cs/>
+          <w:lang w:val="ar_AE" w:bidi="ar_AE"/>
+        </w:rPr>
+      </w:r>
+      <w:r>
+        <w:rPr>
+          <w:vertAlign w:val="superscript"/>
+          <w:rtl/>
+          <w:cs/>
+          <w:lang w:val="ar_AE" w:bidi="ar_AE"/>
+        </w:rPr>
+        <w:t>2</w:t>
+      </w:r>
+      <w:r>
+        <w:rPr>
+          <w:rtl/>
+          <w:cs/>
+          <w:lang w:val="ar_AE" w:bidi="ar_AE"/>
+        </w:rPr>
+        <w:t xml:space="preserve"> «وَلَكُمْ أَيُّهَا ٱلْمُتَّقُونَ ٱسْمِي تُشْرِقُ شَمْسُ ٱلْبِرِّ وَٱلشِّفَاءُ فِي أَجْنِحَتِهَا، فَتَخْرُجُونَ وَتَنْشَأُونَ كَعُجُولِ ٱلصِّيرَةِ.</w:t>
       </w:r>
     </w:p>
     <w:p>
@@ -2458,31 +1798,27 @@
       </w:pPr>
       <w:r>
         <w:rPr>
+          <w:rtl/>
+          <w:cs/>
           <w:lang w:val="ar_AE" w:bidi="ar_AE"/>
         </w:rPr>
       </w:r>
       <w:r>
         <w:rPr>
           <w:vertAlign w:val="superscript"/>
-          <w:lang w:val="ar_AE" w:bidi="ar_AE"/>
-        </w:rPr>
-        <w:t>2</w:t>
-      </w:r>
-      <w:r>
-        <w:rPr>
-          <w:lang w:val="ar_AE" w:bidi="ar_AE"/>
-        </w:rPr>
-        <w:t xml:space="preserve"> «وَلَكُمْ أَيُّهَا ٱلْمُتَّقُونَ ٱسْمِي تُشْرِقُ شَمْسُ ٱلْبِرِّ وَٱلشِّفَاءُ فِي أَجْنِحَتِهَا، فَتَخْرُجُونَ وَتَنْشَأُونَ كَعُجُولِ ٱلصِّيرَةِ.</w:t>
-      </w:r>
-      <w:r>
-        <w:rPr>
-          <w:lang w:val="ar_AE" w:bidi="ar_AE"/>
-        </w:rPr>
-      </w:r>
-      <w:r>
-        <w:rPr>
-          <w:lang w:val="ar_AE" w:bidi="ar_AE"/>
-        </w:rPr>
+          <w:rtl/>
+          <w:cs/>
+          <w:lang w:val="ar_AE" w:bidi="ar_AE"/>
+        </w:rPr>
+        <w:t>3</w:t>
+      </w:r>
+      <w:r>
+        <w:rPr>
+          <w:rtl/>
+          <w:cs/>
+          <w:lang w:val="ar_AE" w:bidi="ar_AE"/>
+        </w:rPr>
+        <w:t xml:space="preserve"> وَتَدُوسُونَ ٱلْأَشْرَارَ لِأَنَّهُمْ يَكُونُونَ رَمَادًا تَحْتَ بُطُونِ أَقْدَامِكُمْ يَوْمَ أَفْعَلُ هَذَا، قَالَ رَبُّ ٱلْجُنُودِ.</w:t>
       </w:r>
     </w:p>
     <w:p>
@@ -2491,8 +1827,27 @@
       </w:pPr>
       <w:r>
         <w:rPr>
-          <w:lang w:val="ar_AE" w:bidi="ar_AE"/>
-        </w:rPr>
+          <w:rtl/>
+          <w:cs/>
+          <w:lang w:val="ar_AE" w:bidi="ar_AE"/>
+        </w:rPr>
+      </w:r>
+      <w:r>
+        <w:rPr>
+          <w:vertAlign w:val="superscript"/>
+          <w:rtl/>
+          <w:cs/>
+          <w:lang w:val="ar_AE" w:bidi="ar_AE"/>
+        </w:rPr>
+        <w:t>4</w:t>
+      </w:r>
+      <w:r>
+        <w:rPr>
+          <w:rtl/>
+          <w:cs/>
+          <w:lang w:val="ar_AE" w:bidi="ar_AE"/>
+        </w:rPr>
+        <w:t xml:space="preserve"> «اُذْكُرُوا شَرِيعَةَ مُوسَى عَبْدِي ٱلَّتِي أَمَرْتُهُ بِهَا فِي حُورِيبَ عَلَى كُلِّ إِسْرَائِيلَ. ٱلْفَرَائِضَ وَٱلْأَحْكَامَ.</w:t>
       </w:r>
     </w:p>
     <w:p>
@@ -2501,31 +1856,27 @@
       </w:pPr>
       <w:r>
         <w:rPr>
+          <w:rtl/>
+          <w:cs/>
           <w:lang w:val="ar_AE" w:bidi="ar_AE"/>
         </w:rPr>
       </w:r>
       <w:r>
         <w:rPr>
           <w:vertAlign w:val="superscript"/>
-          <w:lang w:val="ar_AE" w:bidi="ar_AE"/>
-        </w:rPr>
-        <w:t>3</w:t>
-      </w:r>
-      <w:r>
-        <w:rPr>
-          <w:lang w:val="ar_AE" w:bidi="ar_AE"/>
-        </w:rPr>
-        <w:t xml:space="preserve"> وَتَدُوسُونَ ٱلْأَشْرَارَ لِأَنَّهُمْ يَكُونُونَ رَمَادًا تَحْتَ بُطُونِ أَقْدَامِكُمْ يَوْمَ أَفْعَلُ هَذَا، قَالَ رَبُّ ٱلْجُنُودِ.</w:t>
-      </w:r>
-      <w:r>
-        <w:rPr>
-          <w:lang w:val="ar_AE" w:bidi="ar_AE"/>
-        </w:rPr>
-      </w:r>
-      <w:r>
-        <w:rPr>
-          <w:lang w:val="ar_AE" w:bidi="ar_AE"/>
-        </w:rPr>
+          <w:rtl/>
+          <w:cs/>
+          <w:lang w:val="ar_AE" w:bidi="ar_AE"/>
+        </w:rPr>
+        <w:t>5</w:t>
+      </w:r>
+      <w:r>
+        <w:rPr>
+          <w:rtl/>
+          <w:cs/>
+          <w:lang w:val="ar_AE" w:bidi="ar_AE"/>
+        </w:rPr>
+        <w:t xml:space="preserve"> «هَأَنَذَا أُرْسِلُ إِلَيْكُمْ إِيلِيَّا ٱلنَّبِيَّ قَبْلَ مَجِيءِ يَوْمِ ٱلرَّبِّ، ٱلْيَوْمِ ٱلْعَظِيمِ وَٱلْمَخُوفِ،</w:t>
       </w:r>
     </w:p>
     <w:p>
@@ -2534,127 +1885,27 @@
       </w:pPr>
       <w:r>
         <w:rPr>
-          <w:lang w:val="ar_AE" w:bidi="ar_AE"/>
-        </w:rPr>
-      </w:r>
-    </w:p>
-    <w:p>
-      <w:pPr>
-        <w:bidi/>
-      </w:pPr>
-      <w:r>
-        <w:rPr>
+          <w:rtl/>
+          <w:cs/>
           <w:lang w:val="ar_AE" w:bidi="ar_AE"/>
         </w:rPr>
       </w:r>
       <w:r>
         <w:rPr>
           <w:vertAlign w:val="superscript"/>
-          <w:lang w:val="ar_AE" w:bidi="ar_AE"/>
-        </w:rPr>
-        <w:t>4</w:t>
-      </w:r>
-      <w:r>
-        <w:rPr>
-          <w:lang w:val="ar_AE" w:bidi="ar_AE"/>
-        </w:rPr>
-        <w:t xml:space="preserve"> «اُذْكُرُوا شَرِيعَةَ مُوسَى عَبْدِي ٱلَّتِي أَمَرْتُهُ بِهَا فِي حُورِيبَ عَلَى كُلِّ إِسْرَائِيلَ. ٱلْفَرَائِضَ وَٱلْأَحْكَامَ.</w:t>
-      </w:r>
-      <w:r>
-        <w:rPr>
-          <w:lang w:val="ar_AE" w:bidi="ar_AE"/>
-        </w:rPr>
-      </w:r>
-      <w:r>
-        <w:rPr>
-          <w:lang w:val="ar_AE" w:bidi="ar_AE"/>
-        </w:rPr>
-      </w:r>
-    </w:p>
-    <w:p>
-      <w:pPr>
-        <w:bidi/>
-      </w:pPr>
-      <w:r>
-        <w:rPr>
-          <w:lang w:val="ar_AE" w:bidi="ar_AE"/>
-        </w:rPr>
-      </w:r>
-    </w:p>
-    <w:p>
-      <w:pPr>
-        <w:bidi/>
-      </w:pPr>
-      <w:r>
-        <w:rPr>
-          <w:lang w:val="ar_AE" w:bidi="ar_AE"/>
-        </w:rPr>
-      </w:r>
-      <w:r>
-        <w:rPr>
-          <w:vertAlign w:val="superscript"/>
-          <w:lang w:val="ar_AE" w:bidi="ar_AE"/>
-        </w:rPr>
-        <w:t>5</w:t>
-      </w:r>
-      <w:r>
-        <w:rPr>
-          <w:lang w:val="ar_AE" w:bidi="ar_AE"/>
-        </w:rPr>
-        <w:t xml:space="preserve"> «هَأَنَذَا أُرْسِلُ إِلَيْكُمْ إِيلِيَّا ٱلنَّبِيَّ قَبْلَ مَجِيءِ يَوْمِ ٱلرَّبِّ، ٱلْيَوْمِ ٱلْعَظِيمِ وَٱلْمَخُوفِ،</w:t>
-      </w:r>
-      <w:r>
-        <w:rPr>
-          <w:lang w:val="ar_AE" w:bidi="ar_AE"/>
-        </w:rPr>
-      </w:r>
-      <w:r>
-        <w:rPr>
-          <w:lang w:val="ar_AE" w:bidi="ar_AE"/>
-        </w:rPr>
-      </w:r>
-    </w:p>
-    <w:p>
-      <w:pPr>
-        <w:bidi/>
-      </w:pPr>
-      <w:r>
-        <w:rPr>
-          <w:lang w:val="ar_AE" w:bidi="ar_AE"/>
-        </w:rPr>
-      </w:r>
-    </w:p>
-    <w:p>
-      <w:pPr>
-        <w:bidi/>
-      </w:pPr>
-      <w:r>
-        <w:rPr>
-          <w:lang w:val="ar_AE" w:bidi="ar_AE"/>
-        </w:rPr>
-      </w:r>
-      <w:r>
-        <w:rPr>
-          <w:vertAlign w:val="superscript"/>
+          <w:rtl/>
+          <w:cs/>
           <w:lang w:val="ar_AE" w:bidi="ar_AE"/>
         </w:rPr>
         <w:t>6</w:t>
       </w:r>
       <w:r>
         <w:rPr>
+          <w:rtl/>
+          <w:cs/>
           <w:lang w:val="ar_AE" w:bidi="ar_AE"/>
         </w:rPr>
         <w:t xml:space="preserve"> فَيَرُدُّ قَلْبَ ٱلْآبَاءِ عَلَى ٱلْأَبْنَاءِ، وَقَلْبَ ٱلْأَبْنَاءِ عَلَى آبَائِهِمْ. لِئَلَّا آتِيَ وَأَضْرِبَ ٱلْأَرْضَ بِلَعْنٍ».</w:t>
-      </w:r>
-      <w:r>
-        <w:rPr>
-          <w:lang w:val="ar_AE" w:bidi="ar_AE"/>
-        </w:rPr>
-      </w:r>
-      <w:r>
-        <w:rPr>
-          <w:lang w:val="ar_AE" w:bidi="ar_AE"/>
-        </w:rPr>
       </w:r>
     </w:p>
     <w:sectPr>
